--- a/DHCP Lease va DHCP Renewal.docx
+++ b/DHCP Lease va DHCP Renewal.docx
@@ -3,179 +3,1593 @@
 <w:document xmlns:wpc="http://schemas.microsoft.com/office/word/2010/wordprocessingCanvas" xmlns:cx="http://schemas.microsoft.com/office/drawing/2014/chartex" xmlns:cx1="http://schemas.microsoft.com/office/drawing/2015/9/8/chartex" xmlns:cx2="http://schemas.microsoft.com/office/drawing/2015/10/21/chartex" xmlns:cx3="http://schemas.microsoft.com/office/drawing/2016/5/9/chartex" xmlns:cx4="http://schemas.microsoft.com/office/drawing/2016/5/10/chartex" xmlns:cx5="http://schemas.microsoft.com/office/drawing/2016/5/11/chartex" xmlns:cx6="http://schemas.microsoft.com/office/drawing/2016/5/12/chartex" xmlns:cx7="http://schemas.microsoft.com/office/drawing/2016/5/13/chartex" xmlns:cx8="http://schemas.microsoft.com/office/drawing/2016/5/14/chartex" xmlns:mc="http://schemas.openxmlformats.org/markup-compatibility/2006" xmlns:aink="http://schemas.microsoft.com/office/drawing/2016/ink" xmlns:am3d="http://schemas.microsoft.com/office/drawing/2017/model3d" xmlns:o="urn:schemas-microsoft-com:office:office" xmlns:oel="http://schemas.microsoft.com/office/2019/extlst" xmlns:r="http://schemas.openxmlformats.org/officeDocument/2006/relationships" xmlns:m="http://schemas.openxmlformats.org/officeDocument/2006/math" xmlns:v="urn:schemas-microsoft-com:vml" xmlns:wp14="http://schemas.microsoft.com/office/word/2010/wordprocessingDrawing" xmlns:wp="http://schemas.openxmlformats.org/drawingml/2006/wordprocessingDrawing" xmlns:w10="urn:schemas-microsoft-com:office:word" xmlns:w="http://schemas.openxmlformats.org/wordprocessingml/2006/main" xmlns:w14="http://schemas.microsoft.com/office/word/2010/wordml" xmlns:w15="http://schemas.microsoft.com/office/word/2012/wordml" xmlns:w16cex="http://schemas.microsoft.com/office/word/2018/wordml/cex" xmlns:w16cid="http://schemas.microsoft.com/office/word/2016/wordml/cid" xmlns:w16="http://schemas.microsoft.com/office/word/2018/wordml" xmlns:w16sdtdh="http://schemas.microsoft.com/office/word/2020/wordml/sdtdatahash" xmlns:w16se="http://schemas.microsoft.com/office/word/2015/wordml/symex" xmlns:wpg="http://schemas.microsoft.com/office/word/2010/wordprocessingGroup" xmlns:wpi="http://schemas.microsoft.com/office/word/2010/wordprocessingInk" xmlns:wne="http://schemas.microsoft.com/office/word/2006/wordml" xmlns:wps="http://schemas.microsoft.com/office/word/2010/wordprocessingShape" mc:Ignorable="w14 w15 w16se w16cid w16 w16cex w16sdtdh wp14">
   <w:body>
     <w:p>
-      <w:r>
-        <w:t xml:space="preserve">DHCP Relay'ni tugatdik, endi </w:t>
-      </w:r>
-      <w:r>
-        <w:rPr>
-          <w:b/>
-          <w:bCs/>
-        </w:rPr>
-        <w:t>yangi mavzuga o'tamiz: DHCP Lease &amp; Renewal</w:t>
-      </w:r>
-      <w:r>
+      <w:pPr>
+        <w:rPr>
+          <w:lang w:val="en-US"/>
+        </w:rPr>
+      </w:pPr>
+      <w:r>
+        <w:rPr>
+          <w:lang w:val="en-US"/>
+        </w:rPr>
+        <w:t xml:space="preserve">DHCP </w:t>
+      </w:r>
+      <w:proofErr w:type="spellStart"/>
+      <w:r>
+        <w:rPr>
+          <w:lang w:val="en-US"/>
+        </w:rPr>
+        <w:t>Relay'ni</w:t>
+      </w:r>
+      <w:proofErr w:type="spellEnd"/>
+      <w:r>
+        <w:rPr>
+          <w:lang w:val="en-US"/>
+        </w:rPr>
+        <w:t xml:space="preserve"> </w:t>
+      </w:r>
+      <w:proofErr w:type="spellStart"/>
+      <w:r>
+        <w:rPr>
+          <w:lang w:val="en-US"/>
+        </w:rPr>
+        <w:t>tugatdik</w:t>
+      </w:r>
+      <w:proofErr w:type="spellEnd"/>
+      <w:r>
+        <w:rPr>
+          <w:lang w:val="en-US"/>
+        </w:rPr>
+        <w:t xml:space="preserve">, </w:t>
+      </w:r>
+      <w:proofErr w:type="spellStart"/>
+      <w:r>
+        <w:rPr>
+          <w:lang w:val="en-US"/>
+        </w:rPr>
+        <w:t>endi</w:t>
+      </w:r>
+      <w:proofErr w:type="spellEnd"/>
+      <w:r>
+        <w:rPr>
+          <w:lang w:val="en-US"/>
+        </w:rPr>
+        <w:t xml:space="preserve"> </w:t>
+      </w:r>
+      <w:proofErr w:type="spellStart"/>
+      <w:r>
+        <w:rPr>
+          <w:b/>
+          <w:bCs/>
+          <w:lang w:val="en-US"/>
+        </w:rPr>
+        <w:t>yangi</w:t>
+      </w:r>
+      <w:proofErr w:type="spellEnd"/>
+      <w:r>
+        <w:rPr>
+          <w:b/>
+          <w:bCs/>
+          <w:lang w:val="en-US"/>
+        </w:rPr>
+        <w:t xml:space="preserve"> </w:t>
+      </w:r>
+      <w:proofErr w:type="spellStart"/>
+      <w:r>
+        <w:rPr>
+          <w:b/>
+          <w:bCs/>
+          <w:lang w:val="en-US"/>
+        </w:rPr>
+        <w:t>mavzuga</w:t>
+      </w:r>
+      <w:proofErr w:type="spellEnd"/>
+      <w:r>
+        <w:rPr>
+          <w:b/>
+          <w:bCs/>
+          <w:lang w:val="en-US"/>
+        </w:rPr>
+        <w:t xml:space="preserve"> </w:t>
+      </w:r>
+      <w:proofErr w:type="spellStart"/>
+      <w:r>
+        <w:rPr>
+          <w:b/>
+          <w:bCs/>
+          <w:lang w:val="en-US"/>
+        </w:rPr>
+        <w:t>o'tamiz</w:t>
+      </w:r>
+      <w:proofErr w:type="spellEnd"/>
+      <w:r>
+        <w:rPr>
+          <w:b/>
+          <w:bCs/>
+          <w:lang w:val="en-US"/>
+        </w:rPr>
+        <w:t>: DHCP Lease &amp; Renewal</w:t>
+      </w:r>
+      <w:r>
+        <w:rPr>
+          <w:lang w:val="en-US"/>
+        </w:rPr>
         <w:t>.</w:t>
       </w:r>
     </w:p>
     <w:p>
-      <w:r>
-        <w:t>Bu mavzu DHCP'ni shunchaki sozlashdan ko'ra chuqurroq tushunishga yordam beradi. Ayniqsa real kompaniya tarmoqlarida client IP'lari qanday boshqarilishini tushunish uchun kerak.</w:t>
-      </w:r>
-    </w:p>
-    <w:p>
-      <w:pPr>
-        <w:rPr>
-          <w:b/>
-          <w:bCs/>
-        </w:rPr>
-      </w:pPr>
-      <w:r>
-        <w:rPr>
-          <w:b/>
-          <w:bCs/>
-        </w:rPr>
-        <w:t>1. DHCP Lease nima?</w:t>
-      </w:r>
-    </w:p>
-    <w:p>
-      <w:r>
-        <w:t xml:space="preserve">DHCP server clientga IP'ni </w:t>
-      </w:r>
-      <w:r>
-        <w:rPr>
-          <w:b/>
-          <w:bCs/>
-        </w:rPr>
-        <w:t>abadiy bermaydi</w:t>
-      </w:r>
-      <w:r>
-        <w:t>. U IP'ni ma'lum vaqtga ijaraga beradi.</w:t>
-      </w:r>
-    </w:p>
-    <w:p>
-      <w:r>
-        <w:t>Masalan:</w:t>
-      </w:r>
-    </w:p>
-    <w:p>
-      <w:r>
+      <w:pPr>
+        <w:rPr>
+          <w:lang w:val="en-US"/>
+        </w:rPr>
+      </w:pPr>
+      <w:r>
+        <w:rPr>
+          <w:lang w:val="en-US"/>
+        </w:rPr>
+        <w:t xml:space="preserve">Bu </w:t>
+      </w:r>
+      <w:proofErr w:type="spellStart"/>
+      <w:r>
+        <w:rPr>
+          <w:lang w:val="en-US"/>
+        </w:rPr>
+        <w:t>mavzu</w:t>
+      </w:r>
+      <w:proofErr w:type="spellEnd"/>
+      <w:r>
+        <w:rPr>
+          <w:lang w:val="en-US"/>
+        </w:rPr>
+        <w:t xml:space="preserve"> </w:t>
+      </w:r>
+      <w:proofErr w:type="spellStart"/>
+      <w:r>
+        <w:rPr>
+          <w:lang w:val="en-US"/>
+        </w:rPr>
+        <w:t>DHCP'ni</w:t>
+      </w:r>
+      <w:proofErr w:type="spellEnd"/>
+      <w:r>
+        <w:rPr>
+          <w:lang w:val="en-US"/>
+        </w:rPr>
+        <w:t xml:space="preserve"> </w:t>
+      </w:r>
+      <w:proofErr w:type="spellStart"/>
+      <w:r>
+        <w:rPr>
+          <w:lang w:val="en-US"/>
+        </w:rPr>
+        <w:t>shunchaki</w:t>
+      </w:r>
+      <w:proofErr w:type="spellEnd"/>
+      <w:r>
+        <w:rPr>
+          <w:lang w:val="en-US"/>
+        </w:rPr>
+        <w:t xml:space="preserve"> </w:t>
+      </w:r>
+      <w:proofErr w:type="spellStart"/>
+      <w:r>
+        <w:rPr>
+          <w:lang w:val="en-US"/>
+        </w:rPr>
+        <w:t>sozlashdan</w:t>
+      </w:r>
+      <w:proofErr w:type="spellEnd"/>
+      <w:r>
+        <w:rPr>
+          <w:lang w:val="en-US"/>
+        </w:rPr>
+        <w:t xml:space="preserve"> </w:t>
+      </w:r>
+      <w:proofErr w:type="spellStart"/>
+      <w:r>
+        <w:rPr>
+          <w:lang w:val="en-US"/>
+        </w:rPr>
+        <w:t>ko'ra</w:t>
+      </w:r>
+      <w:proofErr w:type="spellEnd"/>
+      <w:r>
+        <w:rPr>
+          <w:lang w:val="en-US"/>
+        </w:rPr>
+        <w:t xml:space="preserve"> </w:t>
+      </w:r>
+      <w:proofErr w:type="spellStart"/>
+      <w:r>
+        <w:rPr>
+          <w:lang w:val="en-US"/>
+        </w:rPr>
+        <w:t>chuqurroq</w:t>
+      </w:r>
+      <w:proofErr w:type="spellEnd"/>
+      <w:r>
+        <w:rPr>
+          <w:lang w:val="en-US"/>
+        </w:rPr>
+        <w:t xml:space="preserve"> </w:t>
+      </w:r>
+      <w:proofErr w:type="spellStart"/>
+      <w:r>
+        <w:rPr>
+          <w:lang w:val="en-US"/>
+        </w:rPr>
+        <w:t>tushunishga</w:t>
+      </w:r>
+      <w:proofErr w:type="spellEnd"/>
+      <w:r>
+        <w:rPr>
+          <w:lang w:val="en-US"/>
+        </w:rPr>
+        <w:t xml:space="preserve"> </w:t>
+      </w:r>
+      <w:proofErr w:type="spellStart"/>
+      <w:r>
+        <w:rPr>
+          <w:lang w:val="en-US"/>
+        </w:rPr>
+        <w:t>yordam</w:t>
+      </w:r>
+      <w:proofErr w:type="spellEnd"/>
+      <w:r>
+        <w:rPr>
+          <w:lang w:val="en-US"/>
+        </w:rPr>
+        <w:t xml:space="preserve"> </w:t>
+      </w:r>
+      <w:proofErr w:type="spellStart"/>
+      <w:r>
+        <w:rPr>
+          <w:lang w:val="en-US"/>
+        </w:rPr>
+        <w:t>beradi</w:t>
+      </w:r>
+      <w:proofErr w:type="spellEnd"/>
+      <w:r>
+        <w:rPr>
+          <w:lang w:val="en-US"/>
+        </w:rPr>
+        <w:t xml:space="preserve">. </w:t>
+      </w:r>
+      <w:proofErr w:type="spellStart"/>
+      <w:r>
+        <w:rPr>
+          <w:lang w:val="en-US"/>
+        </w:rPr>
+        <w:t>Ayniqsa</w:t>
+      </w:r>
+      <w:proofErr w:type="spellEnd"/>
+      <w:r>
+        <w:rPr>
+          <w:lang w:val="en-US"/>
+        </w:rPr>
+        <w:t xml:space="preserve"> real </w:t>
+      </w:r>
+      <w:proofErr w:type="spellStart"/>
+      <w:r>
+        <w:rPr>
+          <w:lang w:val="en-US"/>
+        </w:rPr>
+        <w:t>kompaniya</w:t>
+      </w:r>
+      <w:proofErr w:type="spellEnd"/>
+      <w:r>
+        <w:rPr>
+          <w:lang w:val="en-US"/>
+        </w:rPr>
+        <w:t xml:space="preserve"> </w:t>
+      </w:r>
+      <w:proofErr w:type="spellStart"/>
+      <w:r>
+        <w:rPr>
+          <w:lang w:val="en-US"/>
+        </w:rPr>
+        <w:t>tarmoqlarida</w:t>
+      </w:r>
+      <w:proofErr w:type="spellEnd"/>
+      <w:r>
+        <w:rPr>
+          <w:lang w:val="en-US"/>
+        </w:rPr>
+        <w:t xml:space="preserve"> client </w:t>
+      </w:r>
+      <w:proofErr w:type="spellStart"/>
+      <w:r>
+        <w:rPr>
+          <w:lang w:val="en-US"/>
+        </w:rPr>
+        <w:t>IP'lari</w:t>
+      </w:r>
+      <w:proofErr w:type="spellEnd"/>
+      <w:r>
+        <w:rPr>
+          <w:lang w:val="en-US"/>
+        </w:rPr>
+        <w:t xml:space="preserve"> </w:t>
+      </w:r>
+      <w:proofErr w:type="spellStart"/>
+      <w:r>
+        <w:rPr>
+          <w:lang w:val="en-US"/>
+        </w:rPr>
+        <w:t>qanday</w:t>
+      </w:r>
+      <w:proofErr w:type="spellEnd"/>
+      <w:r>
+        <w:rPr>
+          <w:lang w:val="en-US"/>
+        </w:rPr>
+        <w:t xml:space="preserve"> </w:t>
+      </w:r>
+      <w:proofErr w:type="spellStart"/>
+      <w:r>
+        <w:rPr>
+          <w:lang w:val="en-US"/>
+        </w:rPr>
+        <w:t>boshqarilishini</w:t>
+      </w:r>
+      <w:proofErr w:type="spellEnd"/>
+      <w:r>
+        <w:rPr>
+          <w:lang w:val="en-US"/>
+        </w:rPr>
+        <w:t xml:space="preserve"> </w:t>
+      </w:r>
+      <w:proofErr w:type="spellStart"/>
+      <w:r>
+        <w:rPr>
+          <w:lang w:val="en-US"/>
+        </w:rPr>
+        <w:t>tushunish</w:t>
+      </w:r>
+      <w:proofErr w:type="spellEnd"/>
+      <w:r>
+        <w:rPr>
+          <w:lang w:val="en-US"/>
+        </w:rPr>
+        <w:t xml:space="preserve"> </w:t>
+      </w:r>
+      <w:proofErr w:type="spellStart"/>
+      <w:r>
+        <w:rPr>
+          <w:lang w:val="en-US"/>
+        </w:rPr>
+        <w:t>uchun</w:t>
+      </w:r>
+      <w:proofErr w:type="spellEnd"/>
+      <w:r>
+        <w:rPr>
+          <w:lang w:val="en-US"/>
+        </w:rPr>
+        <w:t xml:space="preserve"> </w:t>
+      </w:r>
+      <w:proofErr w:type="spellStart"/>
+      <w:r>
+        <w:rPr>
+          <w:lang w:val="en-US"/>
+        </w:rPr>
+        <w:t>kerak</w:t>
+      </w:r>
+      <w:proofErr w:type="spellEnd"/>
+      <w:r>
+        <w:rPr>
+          <w:lang w:val="en-US"/>
+        </w:rPr>
+        <w:t>.</w:t>
+      </w:r>
+    </w:p>
+    <w:p>
+      <w:pPr>
+        <w:rPr>
+          <w:b/>
+          <w:bCs/>
+          <w:lang w:val="en-US"/>
+        </w:rPr>
+      </w:pPr>
+      <w:r>
+        <w:rPr>
+          <w:b/>
+          <w:bCs/>
+          <w:lang w:val="en-US"/>
+        </w:rPr>
+        <w:t xml:space="preserve">1. DHCP Lease </w:t>
+      </w:r>
+      <w:proofErr w:type="spellStart"/>
+      <w:r>
+        <w:rPr>
+          <w:b/>
+          <w:bCs/>
+          <w:lang w:val="en-US"/>
+        </w:rPr>
+        <w:t>nima</w:t>
+      </w:r>
+      <w:proofErr w:type="spellEnd"/>
+      <w:r>
+        <w:rPr>
+          <w:b/>
+          <w:bCs/>
+          <w:lang w:val="en-US"/>
+        </w:rPr>
+        <w:t>?</w:t>
+      </w:r>
+    </w:p>
+    <w:p>
+      <w:pPr>
+        <w:rPr>
+          <w:lang w:val="en-US"/>
+        </w:rPr>
+      </w:pPr>
+      <w:r>
+        <w:rPr>
+          <w:lang w:val="en-US"/>
+        </w:rPr>
+        <w:t xml:space="preserve">DHCP server </w:t>
+      </w:r>
+      <w:proofErr w:type="spellStart"/>
+      <w:r>
+        <w:rPr>
+          <w:lang w:val="en-US"/>
+        </w:rPr>
+        <w:t>clientga</w:t>
+      </w:r>
+      <w:proofErr w:type="spellEnd"/>
+      <w:r>
+        <w:rPr>
+          <w:lang w:val="en-US"/>
+        </w:rPr>
+        <w:t xml:space="preserve"> </w:t>
+      </w:r>
+      <w:proofErr w:type="spellStart"/>
+      <w:r>
+        <w:rPr>
+          <w:lang w:val="en-US"/>
+        </w:rPr>
+        <w:t>IP'ni</w:t>
+      </w:r>
+      <w:proofErr w:type="spellEnd"/>
+      <w:r>
+        <w:rPr>
+          <w:lang w:val="en-US"/>
+        </w:rPr>
+        <w:t xml:space="preserve"> </w:t>
+      </w:r>
+      <w:proofErr w:type="spellStart"/>
+      <w:r>
+        <w:rPr>
+          <w:b/>
+          <w:bCs/>
+          <w:lang w:val="en-US"/>
+        </w:rPr>
+        <w:t>abadiy</w:t>
+      </w:r>
+      <w:proofErr w:type="spellEnd"/>
+      <w:r>
+        <w:rPr>
+          <w:b/>
+          <w:bCs/>
+          <w:lang w:val="en-US"/>
+        </w:rPr>
+        <w:t xml:space="preserve"> </w:t>
+      </w:r>
+      <w:proofErr w:type="spellStart"/>
+      <w:r>
+        <w:rPr>
+          <w:b/>
+          <w:bCs/>
+          <w:lang w:val="en-US"/>
+        </w:rPr>
+        <w:t>bermaydi</w:t>
+      </w:r>
+      <w:proofErr w:type="spellEnd"/>
+      <w:r>
+        <w:rPr>
+          <w:lang w:val="en-US"/>
+        </w:rPr>
+        <w:t xml:space="preserve">. U </w:t>
+      </w:r>
+      <w:proofErr w:type="spellStart"/>
+      <w:r>
+        <w:rPr>
+          <w:lang w:val="en-US"/>
+        </w:rPr>
+        <w:t>IP'ni</w:t>
+      </w:r>
+      <w:proofErr w:type="spellEnd"/>
+      <w:r>
+        <w:rPr>
+          <w:lang w:val="en-US"/>
+        </w:rPr>
+        <w:t xml:space="preserve"> </w:t>
+      </w:r>
+      <w:proofErr w:type="spellStart"/>
+      <w:r>
+        <w:rPr>
+          <w:lang w:val="en-US"/>
+        </w:rPr>
+        <w:t>ma'lum</w:t>
+      </w:r>
+      <w:proofErr w:type="spellEnd"/>
+      <w:r>
+        <w:rPr>
+          <w:lang w:val="en-US"/>
+        </w:rPr>
+        <w:t xml:space="preserve"> </w:t>
+      </w:r>
+      <w:proofErr w:type="spellStart"/>
+      <w:r>
+        <w:rPr>
+          <w:lang w:val="en-US"/>
+        </w:rPr>
+        <w:t>vaqtga</w:t>
+      </w:r>
+      <w:proofErr w:type="spellEnd"/>
+      <w:r>
+        <w:rPr>
+          <w:lang w:val="en-US"/>
+        </w:rPr>
+        <w:t xml:space="preserve"> </w:t>
+      </w:r>
+      <w:proofErr w:type="spellStart"/>
+      <w:r>
+        <w:rPr>
+          <w:lang w:val="en-US"/>
+        </w:rPr>
+        <w:t>ijaraga</w:t>
+      </w:r>
+      <w:proofErr w:type="spellEnd"/>
+      <w:r>
+        <w:rPr>
+          <w:lang w:val="en-US"/>
+        </w:rPr>
+        <w:t xml:space="preserve"> </w:t>
+      </w:r>
+      <w:proofErr w:type="spellStart"/>
+      <w:r>
+        <w:rPr>
+          <w:lang w:val="en-US"/>
+        </w:rPr>
+        <w:t>beradi</w:t>
+      </w:r>
+      <w:proofErr w:type="spellEnd"/>
+      <w:r>
+        <w:rPr>
+          <w:lang w:val="en-US"/>
+        </w:rPr>
+        <w:t>.</w:t>
+      </w:r>
+    </w:p>
+    <w:p>
+      <w:pPr>
+        <w:rPr>
+          <w:lang w:val="en-US"/>
+        </w:rPr>
+      </w:pPr>
+      <w:proofErr w:type="spellStart"/>
+      <w:r>
+        <w:rPr>
+          <w:lang w:val="en-US"/>
+        </w:rPr>
+        <w:t>Masalan</w:t>
+      </w:r>
+      <w:proofErr w:type="spellEnd"/>
+      <w:r>
+        <w:rPr>
+          <w:lang w:val="en-US"/>
+        </w:rPr>
+        <w:t>:</w:t>
+      </w:r>
+    </w:p>
+    <w:p>
+      <w:pPr>
+        <w:rPr>
+          <w:lang w:val="en-US"/>
+        </w:rPr>
+      </w:pPr>
+      <w:r>
+        <w:rPr>
+          <w:lang w:val="en-US"/>
+        </w:rPr>
         <w:t>PC1 → 192.168.10.11</w:t>
       </w:r>
     </w:p>
     <w:p>
-      <w:r>
-        <w:t>Lease → 8 soat</w:t>
-      </w:r>
-    </w:p>
-    <w:p>
-      <w:r>
+      <w:pPr>
+        <w:rPr>
+          <w:lang w:val="en-US"/>
+        </w:rPr>
+      </w:pPr>
+      <w:r>
+        <w:rPr>
+          <w:lang w:val="en-US"/>
+        </w:rPr>
+        <w:t xml:space="preserve">Lease → 8 </w:t>
+      </w:r>
+      <w:proofErr w:type="spellStart"/>
+      <w:r>
+        <w:rPr>
+          <w:lang w:val="en-US"/>
+        </w:rPr>
+        <w:t>soat</w:t>
+      </w:r>
+      <w:proofErr w:type="spellEnd"/>
+    </w:p>
+    <w:p>
+      <w:pPr>
+        <w:rPr>
+          <w:lang w:val="en-US"/>
+        </w:rPr>
+      </w:pPr>
+      <w:r>
+        <w:rPr>
+          <w:lang w:val="en-US"/>
+        </w:rPr>
         <w:t>Bu:</w:t>
       </w:r>
     </w:p>
     <w:p>
-      <w:r>
-        <w:t>"192.168.10.11 IP manzilini 8 soat davomida ishlatishing mumkin."</w:t>
-      </w:r>
-    </w:p>
-    <w:p>
-      <w:r>
-        <w:t>degani.</w:t>
-      </w:r>
-    </w:p>
-    <w:p>
-      <w:r>
-        <w:t xml:space="preserve">Lease tugashidan oldin PC IP'ni </w:t>
-      </w:r>
-      <w:r>
-        <w:rPr>
-          <w:b/>
-          <w:bCs/>
-        </w:rPr>
-        <w:t>yangilashga harakat qiladi</w:t>
-      </w:r>
-      <w:r>
+      <w:pPr>
+        <w:rPr>
+          <w:lang w:val="en-US"/>
+        </w:rPr>
+      </w:pPr>
+      <w:r>
+        <w:rPr>
+          <w:lang w:val="en-US"/>
+        </w:rPr>
+        <w:t xml:space="preserve">"192.168.10.11 IP </w:t>
+      </w:r>
+      <w:proofErr w:type="spellStart"/>
+      <w:r>
+        <w:rPr>
+          <w:lang w:val="en-US"/>
+        </w:rPr>
+        <w:t>manzilini</w:t>
+      </w:r>
+      <w:proofErr w:type="spellEnd"/>
+      <w:r>
+        <w:rPr>
+          <w:lang w:val="en-US"/>
+        </w:rPr>
+        <w:t xml:space="preserve"> 8 </w:t>
+      </w:r>
+      <w:proofErr w:type="spellStart"/>
+      <w:r>
+        <w:rPr>
+          <w:lang w:val="en-US"/>
+        </w:rPr>
+        <w:t>soat</w:t>
+      </w:r>
+      <w:proofErr w:type="spellEnd"/>
+      <w:r>
+        <w:rPr>
+          <w:lang w:val="en-US"/>
+        </w:rPr>
+        <w:t xml:space="preserve"> </w:t>
+      </w:r>
+      <w:proofErr w:type="spellStart"/>
+      <w:r>
+        <w:rPr>
+          <w:lang w:val="en-US"/>
+        </w:rPr>
+        <w:t>davomida</w:t>
+      </w:r>
+      <w:proofErr w:type="spellEnd"/>
+      <w:r>
+        <w:rPr>
+          <w:lang w:val="en-US"/>
+        </w:rPr>
+        <w:t xml:space="preserve"> </w:t>
+      </w:r>
+      <w:proofErr w:type="spellStart"/>
+      <w:r>
+        <w:rPr>
+          <w:lang w:val="en-US"/>
+        </w:rPr>
+        <w:t>ishlatishing</w:t>
+      </w:r>
+      <w:proofErr w:type="spellEnd"/>
+      <w:r>
+        <w:rPr>
+          <w:lang w:val="en-US"/>
+        </w:rPr>
+        <w:t xml:space="preserve"> </w:t>
+      </w:r>
+      <w:proofErr w:type="spellStart"/>
+      <w:r>
+        <w:rPr>
+          <w:lang w:val="en-US"/>
+        </w:rPr>
+        <w:t>mumkin</w:t>
+      </w:r>
+      <w:proofErr w:type="spellEnd"/>
+      <w:r>
+        <w:rPr>
+          <w:lang w:val="en-US"/>
+        </w:rPr>
+        <w:t>."</w:t>
+      </w:r>
+    </w:p>
+    <w:p>
+      <w:pPr>
+        <w:rPr>
+          <w:lang w:val="en-US"/>
+        </w:rPr>
+      </w:pPr>
+      <w:proofErr w:type="spellStart"/>
+      <w:r>
+        <w:rPr>
+          <w:lang w:val="en-US"/>
+        </w:rPr>
+        <w:t>degani</w:t>
+      </w:r>
+      <w:proofErr w:type="spellEnd"/>
+      <w:r>
+        <w:rPr>
+          <w:lang w:val="en-US"/>
+        </w:rPr>
         <w:t>.</w:t>
       </w:r>
     </w:p>
     <w:p>
       <w:pPr>
         <w:rPr>
-          <w:b/>
-          <w:bCs/>
-        </w:rPr>
-      </w:pPr>
-      <w:r>
-        <w:rPr>
-          <w:b/>
-          <w:bCs/>
-        </w:rPr>
-        <w:t>2. Nega bunday qilinadi?</w:t>
-      </w:r>
-    </w:p>
-    <w:p>
-      <w:r>
-        <w:t>Tasavvur qil:</w:t>
-      </w:r>
-    </w:p>
-    <w:p>
-      <w:r>
-        <w:t>Kompaniyada 5000 ta qurilma bor, lekin bir vaqtning o'zida faqat 2000 tasi tarmoqqa ulangan.</w:t>
-      </w:r>
-    </w:p>
-    <w:p>
-      <w:r>
-        <w:t>Agar IP'lar abadiy berilsa, DHCP pool tezda to‘lib qolishi mumkin.</w:t>
-      </w:r>
-    </w:p>
-    <w:p>
-      <w:r>
-        <w:t>Lease orqali:</w:t>
-      </w:r>
-    </w:p>
-    <w:p>
-      <w:r>
-        <w:t>Qurilma keldi → IP oldi</w:t>
-      </w:r>
-    </w:p>
-    <w:p>
-      <w:r>
-        <w:t>Qurilma ketdi → lease tugadi</w:t>
-      </w:r>
-    </w:p>
-    <w:p>
-      <w:r>
-        <w:t>IP → keyinchalik boshqa qurilmaga berilishi mumkin</w:t>
-      </w:r>
-    </w:p>
-    <w:p>
-      <w:r>
-        <w:t>Shuning uchun DHCP IP manzillarni samarali qayta ishlatadi.</w:t>
-      </w:r>
-    </w:p>
-    <w:p>
-      <w:pPr>
-        <w:rPr>
-          <w:b/>
-          <w:bCs/>
-        </w:rPr>
-      </w:pPr>
-      <w:r>
-        <w:rPr>
-          <w:b/>
-          <w:bCs/>
-        </w:rPr>
-        <w:t>3. Lease jarayonining asosiy nuqtasi</w:t>
-      </w:r>
-    </w:p>
-    <w:p>
-      <w:r>
-        <w:t>DHCP client lease olgandan keyin:</w:t>
-      </w:r>
-    </w:p>
-    <w:p>
-      <w:r>
-        <w:t>Lease boshlandi</w:t>
-      </w:r>
+          <w:lang w:val="en-US"/>
+        </w:rPr>
+      </w:pPr>
+      <w:r>
+        <w:rPr>
+          <w:lang w:val="en-US"/>
+        </w:rPr>
+        <w:t xml:space="preserve">Lease </w:t>
+      </w:r>
+      <w:proofErr w:type="spellStart"/>
+      <w:r>
+        <w:rPr>
+          <w:lang w:val="en-US"/>
+        </w:rPr>
+        <w:t>tugashidan</w:t>
+      </w:r>
+      <w:proofErr w:type="spellEnd"/>
+      <w:r>
+        <w:rPr>
+          <w:lang w:val="en-US"/>
+        </w:rPr>
+        <w:t xml:space="preserve"> </w:t>
+      </w:r>
+      <w:proofErr w:type="spellStart"/>
+      <w:r>
+        <w:rPr>
+          <w:lang w:val="en-US"/>
+        </w:rPr>
+        <w:t>oldin</w:t>
+      </w:r>
+      <w:proofErr w:type="spellEnd"/>
+      <w:r>
+        <w:rPr>
+          <w:lang w:val="en-US"/>
+        </w:rPr>
+        <w:t xml:space="preserve"> PC </w:t>
+      </w:r>
+      <w:proofErr w:type="spellStart"/>
+      <w:r>
+        <w:rPr>
+          <w:lang w:val="en-US"/>
+        </w:rPr>
+        <w:t>IP'ni</w:t>
+      </w:r>
+      <w:proofErr w:type="spellEnd"/>
+      <w:r>
+        <w:rPr>
+          <w:lang w:val="en-US"/>
+        </w:rPr>
+        <w:t xml:space="preserve"> </w:t>
+      </w:r>
+      <w:proofErr w:type="spellStart"/>
+      <w:r>
+        <w:rPr>
+          <w:b/>
+          <w:bCs/>
+          <w:lang w:val="en-US"/>
+        </w:rPr>
+        <w:t>yangilashga</w:t>
+      </w:r>
+      <w:proofErr w:type="spellEnd"/>
+      <w:r>
+        <w:rPr>
+          <w:b/>
+          <w:bCs/>
+          <w:lang w:val="en-US"/>
+        </w:rPr>
+        <w:t xml:space="preserve"> harakat </w:t>
+      </w:r>
+      <w:proofErr w:type="spellStart"/>
+      <w:r>
+        <w:rPr>
+          <w:b/>
+          <w:bCs/>
+          <w:lang w:val="en-US"/>
+        </w:rPr>
+        <w:t>qiladi</w:t>
+      </w:r>
+      <w:proofErr w:type="spellEnd"/>
+      <w:r>
+        <w:rPr>
+          <w:lang w:val="en-US"/>
+        </w:rPr>
+        <w:t>.</w:t>
+      </w:r>
+    </w:p>
+    <w:p>
+      <w:pPr>
+        <w:rPr>
+          <w:b/>
+          <w:bCs/>
+          <w:lang w:val="en-US"/>
+        </w:rPr>
+      </w:pPr>
+      <w:r>
+        <w:rPr>
+          <w:b/>
+          <w:bCs/>
+          <w:lang w:val="en-US"/>
+        </w:rPr>
+        <w:t xml:space="preserve">2. Nega </w:t>
+      </w:r>
+      <w:proofErr w:type="spellStart"/>
+      <w:r>
+        <w:rPr>
+          <w:b/>
+          <w:bCs/>
+          <w:lang w:val="en-US"/>
+        </w:rPr>
+        <w:t>bunday</w:t>
+      </w:r>
+      <w:proofErr w:type="spellEnd"/>
+      <w:r>
+        <w:rPr>
+          <w:b/>
+          <w:bCs/>
+          <w:lang w:val="en-US"/>
+        </w:rPr>
+        <w:t xml:space="preserve"> </w:t>
+      </w:r>
+      <w:proofErr w:type="spellStart"/>
+      <w:r>
+        <w:rPr>
+          <w:b/>
+          <w:bCs/>
+          <w:lang w:val="en-US"/>
+        </w:rPr>
+        <w:t>qilinadi</w:t>
+      </w:r>
+      <w:proofErr w:type="spellEnd"/>
+      <w:r>
+        <w:rPr>
+          <w:b/>
+          <w:bCs/>
+          <w:lang w:val="en-US"/>
+        </w:rPr>
+        <w:t>?</w:t>
+      </w:r>
+    </w:p>
+    <w:p>
+      <w:pPr>
+        <w:rPr>
+          <w:lang w:val="en-US"/>
+        </w:rPr>
+      </w:pPr>
+      <w:proofErr w:type="spellStart"/>
+      <w:r>
+        <w:rPr>
+          <w:lang w:val="en-US"/>
+        </w:rPr>
+        <w:t>Tasavvur</w:t>
+      </w:r>
+      <w:proofErr w:type="spellEnd"/>
+      <w:r>
+        <w:rPr>
+          <w:lang w:val="en-US"/>
+        </w:rPr>
+        <w:t xml:space="preserve"> </w:t>
+      </w:r>
+      <w:proofErr w:type="spellStart"/>
+      <w:r>
+        <w:rPr>
+          <w:lang w:val="en-US"/>
+        </w:rPr>
+        <w:t>qil</w:t>
+      </w:r>
+      <w:proofErr w:type="spellEnd"/>
+      <w:r>
+        <w:rPr>
+          <w:lang w:val="en-US"/>
+        </w:rPr>
+        <w:t>:</w:t>
+      </w:r>
+    </w:p>
+    <w:p>
+      <w:pPr>
+        <w:rPr>
+          <w:lang w:val="en-US"/>
+        </w:rPr>
+      </w:pPr>
+      <w:proofErr w:type="spellStart"/>
+      <w:r>
+        <w:rPr>
+          <w:lang w:val="en-US"/>
+        </w:rPr>
+        <w:t>Kompaniyada</w:t>
+      </w:r>
+      <w:proofErr w:type="spellEnd"/>
+      <w:r>
+        <w:rPr>
+          <w:lang w:val="en-US"/>
+        </w:rPr>
+        <w:t xml:space="preserve"> 5000 ta </w:t>
+      </w:r>
+      <w:proofErr w:type="spellStart"/>
+      <w:r>
+        <w:rPr>
+          <w:lang w:val="en-US"/>
+        </w:rPr>
+        <w:t>qurilma</w:t>
+      </w:r>
+      <w:proofErr w:type="spellEnd"/>
+      <w:r>
+        <w:rPr>
+          <w:lang w:val="en-US"/>
+        </w:rPr>
+        <w:t xml:space="preserve"> </w:t>
+      </w:r>
+      <w:proofErr w:type="spellStart"/>
+      <w:r>
+        <w:rPr>
+          <w:lang w:val="en-US"/>
+        </w:rPr>
+        <w:t>bor</w:t>
+      </w:r>
+      <w:proofErr w:type="spellEnd"/>
+      <w:r>
+        <w:rPr>
+          <w:lang w:val="en-US"/>
+        </w:rPr>
+        <w:t xml:space="preserve">, </w:t>
+      </w:r>
+      <w:proofErr w:type="spellStart"/>
+      <w:r>
+        <w:rPr>
+          <w:lang w:val="en-US"/>
+        </w:rPr>
+        <w:t>lekin</w:t>
+      </w:r>
+      <w:proofErr w:type="spellEnd"/>
+      <w:r>
+        <w:rPr>
+          <w:lang w:val="en-US"/>
+        </w:rPr>
+        <w:t xml:space="preserve"> </w:t>
+      </w:r>
+      <w:proofErr w:type="spellStart"/>
+      <w:r>
+        <w:rPr>
+          <w:lang w:val="en-US"/>
+        </w:rPr>
+        <w:t>bir</w:t>
+      </w:r>
+      <w:proofErr w:type="spellEnd"/>
+      <w:r>
+        <w:rPr>
+          <w:lang w:val="en-US"/>
+        </w:rPr>
+        <w:t xml:space="preserve"> </w:t>
+      </w:r>
+      <w:proofErr w:type="spellStart"/>
+      <w:r>
+        <w:rPr>
+          <w:lang w:val="en-US"/>
+        </w:rPr>
+        <w:t>vaqtning</w:t>
+      </w:r>
+      <w:proofErr w:type="spellEnd"/>
+      <w:r>
+        <w:rPr>
+          <w:lang w:val="en-US"/>
+        </w:rPr>
+        <w:t xml:space="preserve"> </w:t>
+      </w:r>
+      <w:proofErr w:type="spellStart"/>
+      <w:r>
+        <w:rPr>
+          <w:lang w:val="en-US"/>
+        </w:rPr>
+        <w:t>o'zida</w:t>
+      </w:r>
+      <w:proofErr w:type="spellEnd"/>
+      <w:r>
+        <w:rPr>
+          <w:lang w:val="en-US"/>
+        </w:rPr>
+        <w:t xml:space="preserve"> </w:t>
+      </w:r>
+      <w:proofErr w:type="spellStart"/>
+      <w:r>
+        <w:rPr>
+          <w:lang w:val="en-US"/>
+        </w:rPr>
+        <w:t>faqat</w:t>
+      </w:r>
+      <w:proofErr w:type="spellEnd"/>
+      <w:r>
+        <w:rPr>
+          <w:lang w:val="en-US"/>
+        </w:rPr>
+        <w:t xml:space="preserve"> 2000 </w:t>
+      </w:r>
+      <w:proofErr w:type="spellStart"/>
+      <w:r>
+        <w:rPr>
+          <w:lang w:val="en-US"/>
+        </w:rPr>
+        <w:t>tasi</w:t>
+      </w:r>
+      <w:proofErr w:type="spellEnd"/>
+      <w:r>
+        <w:rPr>
+          <w:lang w:val="en-US"/>
+        </w:rPr>
+        <w:t xml:space="preserve"> </w:t>
+      </w:r>
+      <w:proofErr w:type="spellStart"/>
+      <w:r>
+        <w:rPr>
+          <w:lang w:val="en-US"/>
+        </w:rPr>
+        <w:t>tarmoqqa</w:t>
+      </w:r>
+      <w:proofErr w:type="spellEnd"/>
+      <w:r>
+        <w:rPr>
+          <w:lang w:val="en-US"/>
+        </w:rPr>
+        <w:t xml:space="preserve"> </w:t>
+      </w:r>
+      <w:proofErr w:type="spellStart"/>
+      <w:r>
+        <w:rPr>
+          <w:lang w:val="en-US"/>
+        </w:rPr>
+        <w:t>ulangan</w:t>
+      </w:r>
+      <w:proofErr w:type="spellEnd"/>
+      <w:r>
+        <w:rPr>
+          <w:lang w:val="en-US"/>
+        </w:rPr>
+        <w:t>.</w:t>
+      </w:r>
+    </w:p>
+    <w:p>
+      <w:pPr>
+        <w:rPr>
+          <w:lang w:val="en-US"/>
+        </w:rPr>
+      </w:pPr>
+      <w:r>
+        <w:rPr>
+          <w:lang w:val="en-US"/>
+        </w:rPr>
+        <w:t xml:space="preserve">Agar </w:t>
+      </w:r>
+      <w:proofErr w:type="spellStart"/>
+      <w:r>
+        <w:rPr>
+          <w:lang w:val="en-US"/>
+        </w:rPr>
+        <w:t>IP'lar</w:t>
+      </w:r>
+      <w:proofErr w:type="spellEnd"/>
+      <w:r>
+        <w:rPr>
+          <w:lang w:val="en-US"/>
+        </w:rPr>
+        <w:t xml:space="preserve"> </w:t>
+      </w:r>
+      <w:proofErr w:type="spellStart"/>
+      <w:r>
+        <w:rPr>
+          <w:lang w:val="en-US"/>
+        </w:rPr>
+        <w:t>abadiy</w:t>
+      </w:r>
+      <w:proofErr w:type="spellEnd"/>
+      <w:r>
+        <w:rPr>
+          <w:lang w:val="en-US"/>
+        </w:rPr>
+        <w:t xml:space="preserve"> </w:t>
+      </w:r>
+      <w:proofErr w:type="spellStart"/>
+      <w:r>
+        <w:rPr>
+          <w:lang w:val="en-US"/>
+        </w:rPr>
+        <w:t>berilsa</w:t>
+      </w:r>
+      <w:proofErr w:type="spellEnd"/>
+      <w:r>
+        <w:rPr>
+          <w:lang w:val="en-US"/>
+        </w:rPr>
+        <w:t xml:space="preserve">, DHCP pool </w:t>
+      </w:r>
+      <w:proofErr w:type="spellStart"/>
+      <w:r>
+        <w:rPr>
+          <w:lang w:val="en-US"/>
+        </w:rPr>
+        <w:t>tezda</w:t>
+      </w:r>
+      <w:proofErr w:type="spellEnd"/>
+      <w:r>
+        <w:rPr>
+          <w:lang w:val="en-US"/>
+        </w:rPr>
+        <w:t xml:space="preserve"> </w:t>
+      </w:r>
+      <w:proofErr w:type="spellStart"/>
+      <w:proofErr w:type="gramStart"/>
+      <w:r>
+        <w:rPr>
+          <w:lang w:val="en-US"/>
+        </w:rPr>
+        <w:t>to‘</w:t>
+      </w:r>
+      <w:proofErr w:type="gramEnd"/>
+      <w:r>
+        <w:rPr>
+          <w:lang w:val="en-US"/>
+        </w:rPr>
+        <w:t>lib</w:t>
+      </w:r>
+      <w:proofErr w:type="spellEnd"/>
+      <w:r>
+        <w:rPr>
+          <w:lang w:val="en-US"/>
+        </w:rPr>
+        <w:t xml:space="preserve"> </w:t>
+      </w:r>
+      <w:proofErr w:type="spellStart"/>
+      <w:r>
+        <w:rPr>
+          <w:lang w:val="en-US"/>
+        </w:rPr>
+        <w:t>qolishi</w:t>
+      </w:r>
+      <w:proofErr w:type="spellEnd"/>
+      <w:r>
+        <w:rPr>
+          <w:lang w:val="en-US"/>
+        </w:rPr>
+        <w:t xml:space="preserve"> </w:t>
+      </w:r>
+      <w:proofErr w:type="spellStart"/>
+      <w:r>
+        <w:rPr>
+          <w:lang w:val="en-US"/>
+        </w:rPr>
+        <w:t>mumkin</w:t>
+      </w:r>
+      <w:proofErr w:type="spellEnd"/>
+      <w:r>
+        <w:rPr>
+          <w:lang w:val="en-US"/>
+        </w:rPr>
+        <w:t>.</w:t>
+      </w:r>
+    </w:p>
+    <w:p>
+      <w:pPr>
+        <w:rPr>
+          <w:lang w:val="en-US"/>
+        </w:rPr>
+      </w:pPr>
+      <w:r>
+        <w:rPr>
+          <w:lang w:val="en-US"/>
+        </w:rPr>
+        <w:t xml:space="preserve">Lease </w:t>
+      </w:r>
+      <w:proofErr w:type="spellStart"/>
+      <w:r>
+        <w:rPr>
+          <w:lang w:val="en-US"/>
+        </w:rPr>
+        <w:t>orqali</w:t>
+      </w:r>
+      <w:proofErr w:type="spellEnd"/>
+      <w:r>
+        <w:rPr>
+          <w:lang w:val="en-US"/>
+        </w:rPr>
+        <w:t>:</w:t>
+      </w:r>
+    </w:p>
+    <w:p>
+      <w:pPr>
+        <w:rPr>
+          <w:lang w:val="en-US"/>
+        </w:rPr>
+      </w:pPr>
+      <w:proofErr w:type="spellStart"/>
+      <w:r>
+        <w:rPr>
+          <w:lang w:val="en-US"/>
+        </w:rPr>
+        <w:t>Qurilma</w:t>
+      </w:r>
+      <w:proofErr w:type="spellEnd"/>
+      <w:r>
+        <w:rPr>
+          <w:lang w:val="en-US"/>
+        </w:rPr>
+        <w:t xml:space="preserve"> </w:t>
+      </w:r>
+      <w:proofErr w:type="spellStart"/>
+      <w:r>
+        <w:rPr>
+          <w:lang w:val="en-US"/>
+        </w:rPr>
+        <w:t>keldi</w:t>
+      </w:r>
+      <w:proofErr w:type="spellEnd"/>
+      <w:r>
+        <w:rPr>
+          <w:lang w:val="en-US"/>
+        </w:rPr>
+        <w:t xml:space="preserve"> → IP </w:t>
+      </w:r>
+      <w:proofErr w:type="spellStart"/>
+      <w:r>
+        <w:rPr>
+          <w:lang w:val="en-US"/>
+        </w:rPr>
+        <w:t>oldi</w:t>
+      </w:r>
+      <w:proofErr w:type="spellEnd"/>
+    </w:p>
+    <w:p>
+      <w:pPr>
+        <w:rPr>
+          <w:lang w:val="en-US"/>
+        </w:rPr>
+      </w:pPr>
+      <w:proofErr w:type="spellStart"/>
+      <w:r>
+        <w:rPr>
+          <w:lang w:val="en-US"/>
+        </w:rPr>
+        <w:t>Qurilma</w:t>
+      </w:r>
+      <w:proofErr w:type="spellEnd"/>
+      <w:r>
+        <w:rPr>
+          <w:lang w:val="en-US"/>
+        </w:rPr>
+        <w:t xml:space="preserve"> </w:t>
+      </w:r>
+      <w:proofErr w:type="spellStart"/>
+      <w:r>
+        <w:rPr>
+          <w:lang w:val="en-US"/>
+        </w:rPr>
+        <w:t>ketdi</w:t>
+      </w:r>
+      <w:proofErr w:type="spellEnd"/>
+      <w:r>
+        <w:rPr>
+          <w:lang w:val="en-US"/>
+        </w:rPr>
+        <w:t xml:space="preserve"> → lease </w:t>
+      </w:r>
+      <w:proofErr w:type="spellStart"/>
+      <w:r>
+        <w:rPr>
+          <w:lang w:val="en-US"/>
+        </w:rPr>
+        <w:t>tugadi</w:t>
+      </w:r>
+      <w:proofErr w:type="spellEnd"/>
+    </w:p>
+    <w:p>
+      <w:pPr>
+        <w:rPr>
+          <w:lang w:val="en-US"/>
+        </w:rPr>
+      </w:pPr>
+      <w:r>
+        <w:rPr>
+          <w:lang w:val="en-US"/>
+        </w:rPr>
+        <w:t xml:space="preserve">IP → </w:t>
+      </w:r>
+      <w:proofErr w:type="spellStart"/>
+      <w:r>
+        <w:rPr>
+          <w:lang w:val="en-US"/>
+        </w:rPr>
+        <w:t>keyinchalik</w:t>
+      </w:r>
+      <w:proofErr w:type="spellEnd"/>
+      <w:r>
+        <w:rPr>
+          <w:lang w:val="en-US"/>
+        </w:rPr>
+        <w:t xml:space="preserve"> </w:t>
+      </w:r>
+      <w:proofErr w:type="spellStart"/>
+      <w:r>
+        <w:rPr>
+          <w:lang w:val="en-US"/>
+        </w:rPr>
+        <w:t>boshqa</w:t>
+      </w:r>
+      <w:proofErr w:type="spellEnd"/>
+      <w:r>
+        <w:rPr>
+          <w:lang w:val="en-US"/>
+        </w:rPr>
+        <w:t xml:space="preserve"> </w:t>
+      </w:r>
+      <w:proofErr w:type="spellStart"/>
+      <w:r>
+        <w:rPr>
+          <w:lang w:val="en-US"/>
+        </w:rPr>
+        <w:t>qurilmaga</w:t>
+      </w:r>
+      <w:proofErr w:type="spellEnd"/>
+      <w:r>
+        <w:rPr>
+          <w:lang w:val="en-US"/>
+        </w:rPr>
+        <w:t xml:space="preserve"> </w:t>
+      </w:r>
+      <w:proofErr w:type="spellStart"/>
+      <w:r>
+        <w:rPr>
+          <w:lang w:val="en-US"/>
+        </w:rPr>
+        <w:t>berilishi</w:t>
+      </w:r>
+      <w:proofErr w:type="spellEnd"/>
+      <w:r>
+        <w:rPr>
+          <w:lang w:val="en-US"/>
+        </w:rPr>
+        <w:t xml:space="preserve"> </w:t>
+      </w:r>
+      <w:proofErr w:type="spellStart"/>
+      <w:r>
+        <w:rPr>
+          <w:lang w:val="en-US"/>
+        </w:rPr>
+        <w:t>mumkin</w:t>
+      </w:r>
+      <w:proofErr w:type="spellEnd"/>
+    </w:p>
+    <w:p>
+      <w:pPr>
+        <w:rPr>
+          <w:lang w:val="en-US"/>
+        </w:rPr>
+      </w:pPr>
+      <w:proofErr w:type="spellStart"/>
+      <w:r>
+        <w:rPr>
+          <w:lang w:val="en-US"/>
+        </w:rPr>
+        <w:t>Shuning</w:t>
+      </w:r>
+      <w:proofErr w:type="spellEnd"/>
+      <w:r>
+        <w:rPr>
+          <w:lang w:val="en-US"/>
+        </w:rPr>
+        <w:t xml:space="preserve"> </w:t>
+      </w:r>
+      <w:proofErr w:type="spellStart"/>
+      <w:r>
+        <w:rPr>
+          <w:lang w:val="en-US"/>
+        </w:rPr>
+        <w:t>uchun</w:t>
+      </w:r>
+      <w:proofErr w:type="spellEnd"/>
+      <w:r>
+        <w:rPr>
+          <w:lang w:val="en-US"/>
+        </w:rPr>
+        <w:t xml:space="preserve"> DHCP IP </w:t>
+      </w:r>
+      <w:proofErr w:type="spellStart"/>
+      <w:r>
+        <w:rPr>
+          <w:lang w:val="en-US"/>
+        </w:rPr>
+        <w:t>manzillarni</w:t>
+      </w:r>
+      <w:proofErr w:type="spellEnd"/>
+      <w:r>
+        <w:rPr>
+          <w:lang w:val="en-US"/>
+        </w:rPr>
+        <w:t xml:space="preserve"> </w:t>
+      </w:r>
+      <w:proofErr w:type="spellStart"/>
+      <w:r>
+        <w:rPr>
+          <w:lang w:val="en-US"/>
+        </w:rPr>
+        <w:t>samarali</w:t>
+      </w:r>
+      <w:proofErr w:type="spellEnd"/>
+      <w:r>
+        <w:rPr>
+          <w:lang w:val="en-US"/>
+        </w:rPr>
+        <w:t xml:space="preserve"> </w:t>
+      </w:r>
+      <w:proofErr w:type="spellStart"/>
+      <w:r>
+        <w:rPr>
+          <w:lang w:val="en-US"/>
+        </w:rPr>
+        <w:t>qayta</w:t>
+      </w:r>
+      <w:proofErr w:type="spellEnd"/>
+      <w:r>
+        <w:rPr>
+          <w:lang w:val="en-US"/>
+        </w:rPr>
+        <w:t xml:space="preserve"> </w:t>
+      </w:r>
+      <w:proofErr w:type="spellStart"/>
+      <w:r>
+        <w:rPr>
+          <w:lang w:val="en-US"/>
+        </w:rPr>
+        <w:t>ishlatadi</w:t>
+      </w:r>
+      <w:proofErr w:type="spellEnd"/>
+      <w:r>
+        <w:rPr>
+          <w:lang w:val="en-US"/>
+        </w:rPr>
+        <w:t>.</w:t>
+      </w:r>
+    </w:p>
+    <w:p>
+      <w:pPr>
+        <w:rPr>
+          <w:b/>
+          <w:bCs/>
+          <w:lang w:val="en-US"/>
+        </w:rPr>
+      </w:pPr>
+      <w:r>
+        <w:rPr>
+          <w:b/>
+          <w:bCs/>
+          <w:lang w:val="en-US"/>
+        </w:rPr>
+        <w:t xml:space="preserve">3. Lease </w:t>
+      </w:r>
+      <w:proofErr w:type="spellStart"/>
+      <w:r>
+        <w:rPr>
+          <w:b/>
+          <w:bCs/>
+          <w:lang w:val="en-US"/>
+        </w:rPr>
+        <w:t>jarayonining</w:t>
+      </w:r>
+      <w:proofErr w:type="spellEnd"/>
+      <w:r>
+        <w:rPr>
+          <w:b/>
+          <w:bCs/>
+          <w:lang w:val="en-US"/>
+        </w:rPr>
+        <w:t xml:space="preserve"> </w:t>
+      </w:r>
+      <w:proofErr w:type="spellStart"/>
+      <w:r>
+        <w:rPr>
+          <w:b/>
+          <w:bCs/>
+          <w:lang w:val="en-US"/>
+        </w:rPr>
+        <w:t>asosiy</w:t>
+      </w:r>
+      <w:proofErr w:type="spellEnd"/>
+      <w:r>
+        <w:rPr>
+          <w:b/>
+          <w:bCs/>
+          <w:lang w:val="en-US"/>
+        </w:rPr>
+        <w:t xml:space="preserve"> </w:t>
+      </w:r>
+      <w:proofErr w:type="spellStart"/>
+      <w:r>
+        <w:rPr>
+          <w:b/>
+          <w:bCs/>
+          <w:lang w:val="en-US"/>
+        </w:rPr>
+        <w:t>nuqtasi</w:t>
+      </w:r>
+      <w:proofErr w:type="spellEnd"/>
+    </w:p>
+    <w:p>
+      <w:pPr>
+        <w:rPr>
+          <w:lang w:val="en-US"/>
+        </w:rPr>
+      </w:pPr>
+      <w:r>
+        <w:rPr>
+          <w:lang w:val="en-US"/>
+        </w:rPr>
+        <w:t xml:space="preserve">DHCP client lease </w:t>
+      </w:r>
+      <w:proofErr w:type="spellStart"/>
+      <w:r>
+        <w:rPr>
+          <w:lang w:val="en-US"/>
+        </w:rPr>
+        <w:t>olgandan</w:t>
+      </w:r>
+      <w:proofErr w:type="spellEnd"/>
+      <w:r>
+        <w:rPr>
+          <w:lang w:val="en-US"/>
+        </w:rPr>
+        <w:t xml:space="preserve"> </w:t>
+      </w:r>
+      <w:proofErr w:type="spellStart"/>
+      <w:r>
+        <w:rPr>
+          <w:lang w:val="en-US"/>
+        </w:rPr>
+        <w:t>keyin</w:t>
+      </w:r>
+      <w:proofErr w:type="spellEnd"/>
+      <w:r>
+        <w:rPr>
+          <w:lang w:val="en-US"/>
+        </w:rPr>
+        <w:t>:</w:t>
+      </w:r>
+    </w:p>
+    <w:p>
+      <w:proofErr w:type="spellStart"/>
+      <w:r>
+        <w:t>Lease</w:t>
+      </w:r>
+      <w:proofErr w:type="spellEnd"/>
+      <w:r>
+        <w:t xml:space="preserve"> </w:t>
+      </w:r>
+      <w:proofErr w:type="spellStart"/>
+      <w:r>
+        <w:t>boshlandi</w:t>
+      </w:r>
+      <w:proofErr w:type="spellEnd"/>
     </w:p>
     <w:p>
       <w:r>
@@ -193,57 +1607,4017 @@
       </w:r>
     </w:p>
     <w:p>
+      <w:proofErr w:type="spellStart"/>
       <w:r>
         <w:t>Renewal</w:t>
       </w:r>
-    </w:p>
-    <w:p>
+      <w:proofErr w:type="spellEnd"/>
+    </w:p>
+    <w:p>
+      <w:pPr>
+        <w:rPr>
+          <w:lang w:val="en-US"/>
+        </w:rPr>
+      </w:pPr>
       <w:r>
         <w:lastRenderedPageBreak/>
+        <w:t xml:space="preserve">     </w:t>
+      </w:r>
+      <w:r>
+        <w:rPr>
+          <w:lang w:val="en-US"/>
+        </w:rPr>
+        <w:t>↓</w:t>
+      </w:r>
+    </w:p>
+    <w:p>
+      <w:pPr>
+        <w:rPr>
+          <w:lang w:val="en-US"/>
+        </w:rPr>
+      </w:pPr>
+      <w:r>
+        <w:rPr>
+          <w:lang w:val="en-US"/>
+        </w:rPr>
+        <w:t>T2</w:t>
+      </w:r>
+    </w:p>
+    <w:p>
+      <w:pPr>
+        <w:rPr>
+          <w:lang w:val="en-US"/>
+        </w:rPr>
+      </w:pPr>
+      <w:r>
+        <w:rPr>
+          <w:lang w:val="en-US"/>
+        </w:rPr>
         <w:t xml:space="preserve">     ↓</w:t>
       </w:r>
     </w:p>
     <w:p>
-      <w:r>
-        <w:t>T2</w:t>
-      </w:r>
-    </w:p>
-    <w:p>
-      <w:r>
+      <w:pPr>
+        <w:rPr>
+          <w:lang w:val="en-US"/>
+        </w:rPr>
+      </w:pPr>
+      <w:r>
+        <w:rPr>
+          <w:lang w:val="en-US"/>
+        </w:rPr>
+        <w:t>Rebinding</w:t>
+      </w:r>
+    </w:p>
+    <w:p>
+      <w:pPr>
+        <w:rPr>
+          <w:lang w:val="en-US"/>
+        </w:rPr>
+      </w:pPr>
+      <w:r>
+        <w:rPr>
+          <w:lang w:val="en-US"/>
+        </w:rPr>
         <w:t xml:space="preserve">     ↓</w:t>
       </w:r>
     </w:p>
     <w:p>
-      <w:r>
-        <w:t>Rebinding</w:t>
-      </w:r>
-    </w:p>
-    <w:p>
-      <w:r>
-        <w:t xml:space="preserve">     ↓</w:t>
-      </w:r>
-    </w:p>
-    <w:p>
-      <w:r>
-        <w:t>Lease tugashi</w:t>
-      </w:r>
-    </w:p>
-    <w:p>
-      <w:r>
-        <w:t xml:space="preserve">Bu yerda </w:t>
-      </w:r>
-      <w:r>
-        <w:rPr>
-          <w:b/>
-          <w:bCs/>
-        </w:rPr>
-        <w:t>T1 va T2</w:t>
-      </w:r>
-      <w:r>
-        <w:t xml:space="preserve"> juda muhim.</w:t>
-      </w:r>
-    </w:p>
-    <w:p/>
+      <w:pPr>
+        <w:rPr>
+          <w:lang w:val="en-US"/>
+        </w:rPr>
+      </w:pPr>
+      <w:r>
+        <w:rPr>
+          <w:lang w:val="en-US"/>
+        </w:rPr>
+        <w:t xml:space="preserve">Lease </w:t>
+      </w:r>
+      <w:proofErr w:type="spellStart"/>
+      <w:r>
+        <w:rPr>
+          <w:lang w:val="en-US"/>
+        </w:rPr>
+        <w:t>tugashi</w:t>
+      </w:r>
+      <w:proofErr w:type="spellEnd"/>
+    </w:p>
+    <w:p>
+      <w:pPr>
+        <w:rPr>
+          <w:lang w:val="en-US"/>
+        </w:rPr>
+      </w:pPr>
+      <w:r>
+        <w:rPr>
+          <w:lang w:val="en-US"/>
+        </w:rPr>
+        <w:t xml:space="preserve">Bu </w:t>
+      </w:r>
+      <w:proofErr w:type="spellStart"/>
+      <w:r>
+        <w:rPr>
+          <w:lang w:val="en-US"/>
+        </w:rPr>
+        <w:t>yerda</w:t>
+      </w:r>
+      <w:proofErr w:type="spellEnd"/>
+      <w:r>
+        <w:rPr>
+          <w:lang w:val="en-US"/>
+        </w:rPr>
+        <w:t xml:space="preserve"> </w:t>
+      </w:r>
+      <w:r>
+        <w:rPr>
+          <w:b/>
+          <w:bCs/>
+          <w:lang w:val="en-US"/>
+        </w:rPr>
+        <w:t xml:space="preserve">T1 </w:t>
+      </w:r>
+      <w:proofErr w:type="spellStart"/>
+      <w:r>
+        <w:rPr>
+          <w:b/>
+          <w:bCs/>
+          <w:lang w:val="en-US"/>
+        </w:rPr>
+        <w:t>va</w:t>
+      </w:r>
+      <w:proofErr w:type="spellEnd"/>
+      <w:r>
+        <w:rPr>
+          <w:b/>
+          <w:bCs/>
+          <w:lang w:val="en-US"/>
+        </w:rPr>
+        <w:t xml:space="preserve"> T2</w:t>
+      </w:r>
+      <w:r>
+        <w:rPr>
+          <w:lang w:val="en-US"/>
+        </w:rPr>
+        <w:t xml:space="preserve"> </w:t>
+      </w:r>
+      <w:proofErr w:type="spellStart"/>
+      <w:r>
+        <w:rPr>
+          <w:lang w:val="en-US"/>
+        </w:rPr>
+        <w:t>juda</w:t>
+      </w:r>
+      <w:proofErr w:type="spellEnd"/>
+      <w:r>
+        <w:rPr>
+          <w:lang w:val="en-US"/>
+        </w:rPr>
+        <w:t xml:space="preserve"> </w:t>
+      </w:r>
+      <w:proofErr w:type="spellStart"/>
+      <w:r>
+        <w:rPr>
+          <w:lang w:val="en-US"/>
+        </w:rPr>
+        <w:t>muhim</w:t>
+      </w:r>
+      <w:proofErr w:type="spellEnd"/>
+      <w:r>
+        <w:rPr>
+          <w:lang w:val="en-US"/>
+        </w:rPr>
+        <w:t>.</w:t>
+      </w:r>
+    </w:p>
+    <w:p>
+      <w:pPr>
+        <w:rPr>
+          <w:lang w:val="en-US"/>
+        </w:rPr>
+      </w:pPr>
+    </w:p>
+    <w:p>
+      <w:pPr>
+        <w:rPr>
+          <w:lang w:val="en-US"/>
+        </w:rPr>
+      </w:pPr>
+    </w:p>
+    <w:p>
+      <w:pPr>
+        <w:rPr>
+          <w:lang w:val="en-US"/>
+        </w:rPr>
+      </w:pPr>
+    </w:p>
+    <w:p>
+      <w:pPr>
+        <w:rPr>
+          <w:b/>
+          <w:bCs/>
+          <w:lang w:val="en-US"/>
+        </w:rPr>
+      </w:pPr>
+      <w:r>
+        <w:rPr>
+          <w:b/>
+          <w:bCs/>
+          <w:lang w:val="en-US"/>
+        </w:rPr>
+        <w:t xml:space="preserve">DHCP T1 </w:t>
+      </w:r>
+      <w:proofErr w:type="spellStart"/>
+      <w:r>
+        <w:rPr>
+          <w:b/>
+          <w:bCs/>
+          <w:lang w:val="en-US"/>
+        </w:rPr>
+        <w:t>va</w:t>
+      </w:r>
+      <w:proofErr w:type="spellEnd"/>
+      <w:r>
+        <w:rPr>
+          <w:b/>
+          <w:bCs/>
+          <w:lang w:val="en-US"/>
+        </w:rPr>
+        <w:t xml:space="preserve"> T2 — Lease </w:t>
+      </w:r>
+      <w:proofErr w:type="spellStart"/>
+      <w:r>
+        <w:rPr>
+          <w:b/>
+          <w:bCs/>
+          <w:lang w:val="en-US"/>
+        </w:rPr>
+        <w:t>qanday</w:t>
+      </w:r>
+      <w:proofErr w:type="spellEnd"/>
+      <w:r>
+        <w:rPr>
+          <w:b/>
+          <w:bCs/>
+          <w:lang w:val="en-US"/>
+        </w:rPr>
+        <w:t xml:space="preserve"> </w:t>
+      </w:r>
+      <w:proofErr w:type="spellStart"/>
+      <w:r>
+        <w:rPr>
+          <w:b/>
+          <w:bCs/>
+          <w:lang w:val="en-US"/>
+        </w:rPr>
+        <w:t>yangilanadi</w:t>
+      </w:r>
+      <w:proofErr w:type="spellEnd"/>
+      <w:r>
+        <w:rPr>
+          <w:b/>
+          <w:bCs/>
+          <w:lang w:val="en-US"/>
+        </w:rPr>
+        <w:t>?</w:t>
+      </w:r>
+    </w:p>
+    <w:p>
+      <w:pPr>
+        <w:rPr>
+          <w:lang w:val="en-US"/>
+        </w:rPr>
+      </w:pPr>
+      <w:r>
+        <w:rPr>
+          <w:lang w:val="en-US"/>
+        </w:rPr>
+        <w:t xml:space="preserve">Biz </w:t>
+      </w:r>
+      <w:proofErr w:type="spellStart"/>
+      <w:r>
+        <w:rPr>
+          <w:lang w:val="en-US"/>
+        </w:rPr>
+        <w:t>hozir</w:t>
+      </w:r>
+      <w:proofErr w:type="spellEnd"/>
+      <w:r>
+        <w:rPr>
+          <w:lang w:val="en-US"/>
+        </w:rPr>
+        <w:t>:</w:t>
+      </w:r>
+    </w:p>
+    <w:p>
+      <w:pPr>
+        <w:rPr>
+          <w:lang w:val="en-US"/>
+        </w:rPr>
+      </w:pPr>
+      <w:r>
+        <w:rPr>
+          <w:b/>
+          <w:bCs/>
+          <w:lang w:val="en-US"/>
+        </w:rPr>
+        <w:t xml:space="preserve">DHCP server </w:t>
+      </w:r>
+      <w:proofErr w:type="spellStart"/>
+      <w:r>
+        <w:rPr>
+          <w:b/>
+          <w:bCs/>
+          <w:lang w:val="en-US"/>
+        </w:rPr>
+        <w:t>clientga</w:t>
+      </w:r>
+      <w:proofErr w:type="spellEnd"/>
+      <w:r>
+        <w:rPr>
+          <w:b/>
+          <w:bCs/>
+          <w:lang w:val="en-US"/>
+        </w:rPr>
+        <w:t xml:space="preserve"> </w:t>
+      </w:r>
+      <w:proofErr w:type="spellStart"/>
+      <w:r>
+        <w:rPr>
+          <w:b/>
+          <w:bCs/>
+          <w:lang w:val="en-US"/>
+        </w:rPr>
+        <w:t>IP'ni</w:t>
+      </w:r>
+      <w:proofErr w:type="spellEnd"/>
+      <w:r>
+        <w:rPr>
+          <w:b/>
+          <w:bCs/>
+          <w:lang w:val="en-US"/>
+        </w:rPr>
+        <w:t xml:space="preserve"> </w:t>
+      </w:r>
+      <w:proofErr w:type="spellStart"/>
+      <w:r>
+        <w:rPr>
+          <w:b/>
+          <w:bCs/>
+          <w:lang w:val="en-US"/>
+        </w:rPr>
+        <w:t>vaqtincha</w:t>
+      </w:r>
+      <w:proofErr w:type="spellEnd"/>
+      <w:r>
+        <w:rPr>
+          <w:b/>
+          <w:bCs/>
+          <w:lang w:val="en-US"/>
+        </w:rPr>
+        <w:t xml:space="preserve"> </w:t>
+      </w:r>
+      <w:proofErr w:type="spellStart"/>
+      <w:r>
+        <w:rPr>
+          <w:b/>
+          <w:bCs/>
+          <w:lang w:val="en-US"/>
+        </w:rPr>
+        <w:t>ijaraga</w:t>
+      </w:r>
+      <w:proofErr w:type="spellEnd"/>
+      <w:r>
+        <w:rPr>
+          <w:b/>
+          <w:bCs/>
+          <w:lang w:val="en-US"/>
+        </w:rPr>
+        <w:t xml:space="preserve"> </w:t>
+      </w:r>
+      <w:proofErr w:type="spellStart"/>
+      <w:r>
+        <w:rPr>
+          <w:b/>
+          <w:bCs/>
+          <w:lang w:val="en-US"/>
+        </w:rPr>
+        <w:t>beradi</w:t>
+      </w:r>
+      <w:proofErr w:type="spellEnd"/>
+    </w:p>
+    <w:p>
+      <w:pPr>
+        <w:rPr>
+          <w:lang w:val="en-US"/>
+        </w:rPr>
+      </w:pPr>
+      <w:proofErr w:type="spellStart"/>
+      <w:r>
+        <w:rPr>
+          <w:lang w:val="en-US"/>
+        </w:rPr>
+        <w:t>degan</w:t>
+      </w:r>
+      <w:proofErr w:type="spellEnd"/>
+      <w:r>
+        <w:rPr>
+          <w:lang w:val="en-US"/>
+        </w:rPr>
+        <w:t xml:space="preserve"> </w:t>
+      </w:r>
+      <w:proofErr w:type="spellStart"/>
+      <w:r>
+        <w:rPr>
+          <w:lang w:val="en-US"/>
+        </w:rPr>
+        <w:t>tushunchani</w:t>
+      </w:r>
+      <w:proofErr w:type="spellEnd"/>
+      <w:r>
+        <w:rPr>
+          <w:lang w:val="en-US"/>
+        </w:rPr>
+        <w:t xml:space="preserve"> </w:t>
+      </w:r>
+      <w:proofErr w:type="spellStart"/>
+      <w:r>
+        <w:rPr>
+          <w:lang w:val="en-US"/>
+        </w:rPr>
+        <w:t>bilamiz</w:t>
+      </w:r>
+      <w:proofErr w:type="spellEnd"/>
+      <w:r>
+        <w:rPr>
+          <w:lang w:val="en-US"/>
+        </w:rPr>
+        <w:t>.</w:t>
+      </w:r>
+    </w:p>
+    <w:p>
+      <w:pPr>
+        <w:rPr>
+          <w:lang w:val="en-US"/>
+        </w:rPr>
+      </w:pPr>
+      <w:proofErr w:type="spellStart"/>
+      <w:r>
+        <w:rPr>
+          <w:lang w:val="en-US"/>
+        </w:rPr>
+        <w:t>Endi</w:t>
+      </w:r>
+      <w:proofErr w:type="spellEnd"/>
+      <w:r>
+        <w:rPr>
+          <w:lang w:val="en-US"/>
+        </w:rPr>
+        <w:t xml:space="preserve"> client lease </w:t>
+      </w:r>
+      <w:proofErr w:type="spellStart"/>
+      <w:r>
+        <w:rPr>
+          <w:lang w:val="en-US"/>
+        </w:rPr>
+        <w:t>tugashini</w:t>
+      </w:r>
+      <w:proofErr w:type="spellEnd"/>
+      <w:r>
+        <w:rPr>
+          <w:lang w:val="en-US"/>
+        </w:rPr>
+        <w:t xml:space="preserve"> </w:t>
+      </w:r>
+      <w:proofErr w:type="spellStart"/>
+      <w:r>
+        <w:rPr>
+          <w:lang w:val="en-US"/>
+        </w:rPr>
+        <w:t>kutib</w:t>
+      </w:r>
+      <w:proofErr w:type="spellEnd"/>
+      <w:r>
+        <w:rPr>
+          <w:lang w:val="en-US"/>
+        </w:rPr>
+        <w:t xml:space="preserve"> </w:t>
+      </w:r>
+      <w:proofErr w:type="spellStart"/>
+      <w:r>
+        <w:rPr>
+          <w:lang w:val="en-US"/>
+        </w:rPr>
+        <w:t>o'tirmaydi</w:t>
+      </w:r>
+      <w:proofErr w:type="spellEnd"/>
+      <w:r>
+        <w:rPr>
+          <w:lang w:val="en-US"/>
+        </w:rPr>
+        <w:t xml:space="preserve">. U </w:t>
+      </w:r>
+      <w:proofErr w:type="spellStart"/>
+      <w:r>
+        <w:rPr>
+          <w:lang w:val="en-US"/>
+        </w:rPr>
+        <w:t>oldindan</w:t>
+      </w:r>
+      <w:proofErr w:type="spellEnd"/>
+      <w:r>
+        <w:rPr>
+          <w:lang w:val="en-US"/>
+        </w:rPr>
+        <w:t xml:space="preserve"> </w:t>
+      </w:r>
+      <w:proofErr w:type="spellStart"/>
+      <w:r>
+        <w:rPr>
+          <w:lang w:val="en-US"/>
+        </w:rPr>
+        <w:t>IP'ni</w:t>
+      </w:r>
+      <w:proofErr w:type="spellEnd"/>
+      <w:r>
+        <w:rPr>
+          <w:lang w:val="en-US"/>
+        </w:rPr>
+        <w:t xml:space="preserve"> </w:t>
+      </w:r>
+      <w:proofErr w:type="spellStart"/>
+      <w:r>
+        <w:rPr>
+          <w:lang w:val="en-US"/>
+        </w:rPr>
+        <w:t>yangilashga</w:t>
+      </w:r>
+      <w:proofErr w:type="spellEnd"/>
+      <w:r>
+        <w:rPr>
+          <w:lang w:val="en-US"/>
+        </w:rPr>
+        <w:t xml:space="preserve"> harakat </w:t>
+      </w:r>
+      <w:proofErr w:type="spellStart"/>
+      <w:r>
+        <w:rPr>
+          <w:lang w:val="en-US"/>
+        </w:rPr>
+        <w:t>qiladi</w:t>
+      </w:r>
+      <w:proofErr w:type="spellEnd"/>
+      <w:r>
+        <w:rPr>
+          <w:lang w:val="en-US"/>
+        </w:rPr>
+        <w:t>.</w:t>
+      </w:r>
+    </w:p>
+    <w:p>
+      <w:pPr>
+        <w:rPr>
+          <w:lang w:val="en-US"/>
+        </w:rPr>
+      </w:pPr>
+      <w:proofErr w:type="spellStart"/>
+      <w:r>
+        <w:rPr>
+          <w:lang w:val="en-US"/>
+        </w:rPr>
+        <w:t>Tasavvur</w:t>
+      </w:r>
+      <w:proofErr w:type="spellEnd"/>
+      <w:r>
+        <w:rPr>
+          <w:lang w:val="en-US"/>
+        </w:rPr>
+        <w:t xml:space="preserve"> </w:t>
+      </w:r>
+      <w:proofErr w:type="spellStart"/>
+      <w:r>
+        <w:rPr>
+          <w:lang w:val="en-US"/>
+        </w:rPr>
+        <w:t>qilamiz</w:t>
+      </w:r>
+      <w:proofErr w:type="spellEnd"/>
+      <w:r>
+        <w:rPr>
+          <w:lang w:val="en-US"/>
+        </w:rPr>
+        <w:t>:</w:t>
+      </w:r>
+    </w:p>
+    <w:p>
+      <w:pPr>
+        <w:rPr>
+          <w:lang w:val="en-US"/>
+        </w:rPr>
+      </w:pPr>
+      <w:r>
+        <w:rPr>
+          <w:lang w:val="en-US"/>
+        </w:rPr>
+        <w:t xml:space="preserve">Lease = 8 </w:t>
+      </w:r>
+      <w:proofErr w:type="spellStart"/>
+      <w:r>
+        <w:rPr>
+          <w:lang w:val="en-US"/>
+        </w:rPr>
+        <w:t>soat</w:t>
+      </w:r>
+      <w:proofErr w:type="spellEnd"/>
+    </w:p>
+    <w:p>
+      <w:pPr>
+        <w:rPr>
+          <w:b/>
+          <w:bCs/>
+          <w:lang w:val="en-US"/>
+        </w:rPr>
+      </w:pPr>
+      <w:r>
+        <w:rPr>
+          <w:b/>
+          <w:bCs/>
+          <w:lang w:val="en-US"/>
+        </w:rPr>
+        <w:t>1. T1 — 50%</w:t>
+      </w:r>
+    </w:p>
+    <w:p>
+      <w:pPr>
+        <w:rPr>
+          <w:lang w:val="en-US"/>
+        </w:rPr>
+      </w:pPr>
+      <w:r>
+        <w:rPr>
+          <w:lang w:val="en-US"/>
+        </w:rPr>
+        <w:t xml:space="preserve">Lease </w:t>
+      </w:r>
+      <w:proofErr w:type="spellStart"/>
+      <w:r>
+        <w:rPr>
+          <w:lang w:val="en-US"/>
+        </w:rPr>
+        <w:t>vaqtining</w:t>
+      </w:r>
+      <w:proofErr w:type="spellEnd"/>
+      <w:r>
+        <w:rPr>
+          <w:lang w:val="en-US"/>
+        </w:rPr>
+        <w:t xml:space="preserve"> </w:t>
+      </w:r>
+      <w:r>
+        <w:rPr>
+          <w:b/>
+          <w:bCs/>
+          <w:lang w:val="en-US"/>
+        </w:rPr>
+        <w:t>50%</w:t>
+      </w:r>
+      <w:r>
+        <w:rPr>
+          <w:lang w:val="en-US"/>
+        </w:rPr>
+        <w:t xml:space="preserve"> </w:t>
+      </w:r>
+      <w:proofErr w:type="spellStart"/>
+      <w:r>
+        <w:rPr>
+          <w:lang w:val="en-US"/>
+        </w:rPr>
+        <w:t>o'tganda</w:t>
+      </w:r>
+      <w:proofErr w:type="spellEnd"/>
+      <w:r>
+        <w:rPr>
+          <w:lang w:val="en-US"/>
+        </w:rPr>
+        <w:t xml:space="preserve"> client renewal </w:t>
+      </w:r>
+      <w:proofErr w:type="spellStart"/>
+      <w:r>
+        <w:rPr>
+          <w:lang w:val="en-US"/>
+        </w:rPr>
+        <w:t>boshlaydi</w:t>
+      </w:r>
+      <w:proofErr w:type="spellEnd"/>
+      <w:r>
+        <w:rPr>
+          <w:lang w:val="en-US"/>
+        </w:rPr>
+        <w:t>.</w:t>
+      </w:r>
+    </w:p>
+    <w:p>
+      <w:pPr>
+        <w:rPr>
+          <w:lang w:val="en-US"/>
+        </w:rPr>
+      </w:pPr>
+      <w:r>
+        <w:rPr>
+          <w:lang w:val="en-US"/>
+        </w:rPr>
+        <w:t xml:space="preserve">8 </w:t>
+      </w:r>
+      <w:proofErr w:type="spellStart"/>
+      <w:r>
+        <w:rPr>
+          <w:lang w:val="en-US"/>
+        </w:rPr>
+        <w:t>soatning</w:t>
+      </w:r>
+      <w:proofErr w:type="spellEnd"/>
+      <w:r>
+        <w:rPr>
+          <w:lang w:val="en-US"/>
+        </w:rPr>
+        <w:t xml:space="preserve"> 50%:</w:t>
+      </w:r>
+    </w:p>
+    <w:p>
+      <w:pPr>
+        <w:rPr>
+          <w:lang w:val="en-US"/>
+        </w:rPr>
+      </w:pPr>
+      <w:r>
+        <w:rPr>
+          <w:lang w:val="en-US"/>
+        </w:rPr>
+        <w:t xml:space="preserve">8 × 50% = 4 </w:t>
+      </w:r>
+      <w:proofErr w:type="spellStart"/>
+      <w:r>
+        <w:rPr>
+          <w:lang w:val="en-US"/>
+        </w:rPr>
+        <w:t>soat</w:t>
+      </w:r>
+      <w:proofErr w:type="spellEnd"/>
+    </w:p>
+    <w:p>
+      <w:pPr>
+        <w:rPr>
+          <w:lang w:val="en-US"/>
+        </w:rPr>
+      </w:pPr>
+      <w:r>
+        <w:rPr>
+          <w:lang w:val="en-US"/>
+        </w:rPr>
+        <w:t>Demak:</w:t>
+      </w:r>
+    </w:p>
+    <w:p>
+      <w:pPr>
+        <w:rPr>
+          <w:lang w:val="en-US"/>
+        </w:rPr>
+      </w:pPr>
+      <w:r>
+        <w:rPr>
+          <w:lang w:val="en-US"/>
+        </w:rPr>
+        <w:t xml:space="preserve">0 </w:t>
+      </w:r>
+      <w:proofErr w:type="spellStart"/>
+      <w:r>
+        <w:rPr>
+          <w:lang w:val="en-US"/>
+        </w:rPr>
+        <w:t>soat</w:t>
+      </w:r>
+      <w:proofErr w:type="spellEnd"/>
+      <w:r>
+        <w:rPr>
+          <w:lang w:val="en-US"/>
+        </w:rPr>
+        <w:t xml:space="preserve">                  4 </w:t>
+      </w:r>
+      <w:proofErr w:type="spellStart"/>
+      <w:r>
+        <w:rPr>
+          <w:lang w:val="en-US"/>
+        </w:rPr>
+        <w:t>soat</w:t>
+      </w:r>
+      <w:proofErr w:type="spellEnd"/>
+      <w:r>
+        <w:rPr>
+          <w:lang w:val="en-US"/>
+        </w:rPr>
+        <w:t xml:space="preserve">                 8 </w:t>
+      </w:r>
+      <w:proofErr w:type="spellStart"/>
+      <w:r>
+        <w:rPr>
+          <w:lang w:val="en-US"/>
+        </w:rPr>
+        <w:t>soat</w:t>
+      </w:r>
+      <w:proofErr w:type="spellEnd"/>
+    </w:p>
+    <w:p>
+      <w:pPr>
+        <w:rPr>
+          <w:lang w:val="en-US"/>
+        </w:rPr>
+      </w:pPr>
+      <w:r>
+        <w:rPr>
+          <w:lang w:val="en-US"/>
+        </w:rPr>
+        <w:t xml:space="preserve">  |----------------------|----------------------|</w:t>
+      </w:r>
+    </w:p>
+    <w:p>
+      <w:pPr>
+        <w:rPr>
+          <w:lang w:val="en-US"/>
+        </w:rPr>
+      </w:pPr>
+      <w:r>
+        <w:rPr>
+          <w:lang w:val="en-US"/>
+        </w:rPr>
+        <w:t xml:space="preserve">       Lease              T1                  Expire</w:t>
+      </w:r>
+    </w:p>
+    <w:p>
+      <w:pPr>
+        <w:rPr>
+          <w:lang w:val="en-US"/>
+        </w:rPr>
+      </w:pPr>
+      <w:r>
+        <w:rPr>
+          <w:lang w:val="en-US"/>
+        </w:rPr>
+        <w:t xml:space="preserve">T1 </w:t>
+      </w:r>
+      <w:proofErr w:type="spellStart"/>
+      <w:r>
+        <w:rPr>
+          <w:lang w:val="en-US"/>
+        </w:rPr>
+        <w:t>vaqtida</w:t>
+      </w:r>
+      <w:proofErr w:type="spellEnd"/>
+      <w:r>
+        <w:rPr>
+          <w:lang w:val="en-US"/>
+        </w:rPr>
+        <w:t xml:space="preserve"> PC:</w:t>
+      </w:r>
+    </w:p>
+    <w:p>
+      <w:pPr>
+        <w:rPr>
+          <w:lang w:val="en-US"/>
+        </w:rPr>
+      </w:pPr>
+      <w:r>
+        <w:rPr>
+          <w:lang w:val="en-US"/>
+        </w:rPr>
+        <w:t>"</w:t>
+      </w:r>
+      <w:proofErr w:type="spellStart"/>
+      <w:r>
+        <w:rPr>
+          <w:lang w:val="en-US"/>
+        </w:rPr>
+        <w:t>Menga</w:t>
+      </w:r>
+      <w:proofErr w:type="spellEnd"/>
+      <w:r>
+        <w:rPr>
+          <w:lang w:val="en-US"/>
+        </w:rPr>
+        <w:t xml:space="preserve"> </w:t>
+      </w:r>
+      <w:proofErr w:type="spellStart"/>
+      <w:r>
+        <w:rPr>
+          <w:lang w:val="en-US"/>
+        </w:rPr>
+        <w:t>berilgan</w:t>
+      </w:r>
+      <w:proofErr w:type="spellEnd"/>
+      <w:r>
+        <w:rPr>
+          <w:lang w:val="en-US"/>
+        </w:rPr>
+        <w:t xml:space="preserve"> </w:t>
+      </w:r>
+      <w:proofErr w:type="spellStart"/>
+      <w:r>
+        <w:rPr>
+          <w:lang w:val="en-US"/>
+        </w:rPr>
+        <w:t>IP'ni</w:t>
+      </w:r>
+      <w:proofErr w:type="spellEnd"/>
+      <w:r>
+        <w:rPr>
+          <w:lang w:val="en-US"/>
+        </w:rPr>
+        <w:t xml:space="preserve"> </w:t>
+      </w:r>
+      <w:proofErr w:type="spellStart"/>
+      <w:r>
+        <w:rPr>
+          <w:lang w:val="en-US"/>
+        </w:rPr>
+        <w:t>yana</w:t>
+      </w:r>
+      <w:proofErr w:type="spellEnd"/>
+      <w:r>
+        <w:rPr>
+          <w:lang w:val="en-US"/>
+        </w:rPr>
+        <w:t xml:space="preserve"> </w:t>
+      </w:r>
+      <w:proofErr w:type="spellStart"/>
+      <w:r>
+        <w:rPr>
+          <w:lang w:val="en-US"/>
+        </w:rPr>
+        <w:t>ishlatishim</w:t>
+      </w:r>
+      <w:proofErr w:type="spellEnd"/>
+      <w:r>
+        <w:rPr>
+          <w:lang w:val="en-US"/>
+        </w:rPr>
+        <w:t xml:space="preserve"> </w:t>
+      </w:r>
+      <w:proofErr w:type="spellStart"/>
+      <w:r>
+        <w:rPr>
+          <w:lang w:val="en-US"/>
+        </w:rPr>
+        <w:t>mumkinmi</w:t>
+      </w:r>
+      <w:proofErr w:type="spellEnd"/>
+      <w:r>
+        <w:rPr>
+          <w:lang w:val="en-US"/>
+        </w:rPr>
+        <w:t>?"</w:t>
+      </w:r>
+    </w:p>
+    <w:p>
+      <w:pPr>
+        <w:rPr>
+          <w:lang w:val="en-US"/>
+        </w:rPr>
+      </w:pPr>
+      <w:r>
+        <w:rPr>
+          <w:lang w:val="en-US"/>
+        </w:rPr>
+        <w:t xml:space="preserve">deb </w:t>
+      </w:r>
+      <w:r>
+        <w:rPr>
+          <w:b/>
+          <w:bCs/>
+          <w:lang w:val="en-US"/>
+        </w:rPr>
+        <w:t xml:space="preserve">asl DHCP </w:t>
+      </w:r>
+      <w:proofErr w:type="spellStart"/>
+      <w:r>
+        <w:rPr>
+          <w:b/>
+          <w:bCs/>
+          <w:lang w:val="en-US"/>
+        </w:rPr>
+        <w:t>serverga</w:t>
+      </w:r>
+      <w:proofErr w:type="spellEnd"/>
+      <w:r>
+        <w:rPr>
+          <w:b/>
+          <w:bCs/>
+          <w:lang w:val="en-US"/>
+        </w:rPr>
+        <w:t xml:space="preserve"> renewal request</w:t>
+      </w:r>
+      <w:r>
+        <w:rPr>
+          <w:lang w:val="en-US"/>
+        </w:rPr>
+        <w:t xml:space="preserve"> </w:t>
+      </w:r>
+      <w:proofErr w:type="spellStart"/>
+      <w:r>
+        <w:rPr>
+          <w:lang w:val="en-US"/>
+        </w:rPr>
+        <w:t>yuboradi</w:t>
+      </w:r>
+      <w:proofErr w:type="spellEnd"/>
+      <w:r>
+        <w:rPr>
+          <w:lang w:val="en-US"/>
+        </w:rPr>
+        <w:t>.</w:t>
+      </w:r>
+    </w:p>
+    <w:p>
+      <w:pPr>
+        <w:rPr>
+          <w:lang w:val="en-US"/>
+        </w:rPr>
+      </w:pPr>
+      <w:r>
+        <w:rPr>
+          <w:lang w:val="en-US"/>
+        </w:rPr>
+        <w:t xml:space="preserve">Agar DHCP server </w:t>
+      </w:r>
+      <w:proofErr w:type="spellStart"/>
+      <w:r>
+        <w:rPr>
+          <w:lang w:val="en-US"/>
+        </w:rPr>
+        <w:t>javob</w:t>
+      </w:r>
+      <w:proofErr w:type="spellEnd"/>
+      <w:r>
+        <w:rPr>
+          <w:lang w:val="en-US"/>
+        </w:rPr>
+        <w:t xml:space="preserve"> </w:t>
+      </w:r>
+      <w:proofErr w:type="spellStart"/>
+      <w:r>
+        <w:rPr>
+          <w:lang w:val="en-US"/>
+        </w:rPr>
+        <w:t>bersa</w:t>
+      </w:r>
+      <w:proofErr w:type="spellEnd"/>
+      <w:r>
+        <w:rPr>
+          <w:lang w:val="en-US"/>
+        </w:rPr>
+        <w:t>:</w:t>
+      </w:r>
+    </w:p>
+    <w:p>
+      <w:pPr>
+        <w:rPr>
+          <w:lang w:val="en-US"/>
+        </w:rPr>
+      </w:pPr>
+      <w:r>
+        <w:rPr>
+          <w:lang w:val="en-US"/>
+        </w:rPr>
+        <w:lastRenderedPageBreak/>
+        <w:t>PC ← DHCP ACK</w:t>
+      </w:r>
+    </w:p>
+    <w:p>
+      <w:pPr>
+        <w:rPr>
+          <w:lang w:val="en-US"/>
+        </w:rPr>
+      </w:pPr>
+      <w:r>
+        <w:rPr>
+          <w:lang w:val="en-US"/>
+        </w:rPr>
+        <w:t xml:space="preserve">lease </w:t>
+      </w:r>
+      <w:proofErr w:type="spellStart"/>
+      <w:r>
+        <w:rPr>
+          <w:lang w:val="en-US"/>
+        </w:rPr>
+        <w:t>yangilanadi</w:t>
+      </w:r>
+      <w:proofErr w:type="spellEnd"/>
+      <w:r>
+        <w:rPr>
+          <w:lang w:val="en-US"/>
+        </w:rPr>
+        <w:t>.</w:t>
+      </w:r>
+    </w:p>
+    <w:p>
+      <w:proofErr w:type="spellStart"/>
+      <w:r>
+        <w:t>Masalan</w:t>
+      </w:r>
+      <w:proofErr w:type="spellEnd"/>
+      <w:r>
+        <w:t xml:space="preserve"> </w:t>
+      </w:r>
+      <w:proofErr w:type="spellStart"/>
+      <w:r>
+        <w:t>yana</w:t>
+      </w:r>
+      <w:proofErr w:type="spellEnd"/>
+      <w:r>
+        <w:t xml:space="preserve"> 8 </w:t>
+      </w:r>
+      <w:proofErr w:type="spellStart"/>
+      <w:r>
+        <w:t>soat</w:t>
+      </w:r>
+      <w:proofErr w:type="spellEnd"/>
+      <w:r>
+        <w:t>.</w:t>
+      </w:r>
+    </w:p>
+    <w:p>
+      <w:r>
+        <w:pict w14:anchorId="6C3029B1">
+          <v:rect id="_x0000_i1055" style="width:0;height:1.5pt" o:hralign="center" o:hrstd="t" o:hr="t" fillcolor="#a0a0a0" stroked="f"/>
+        </w:pict>
+      </w:r>
+    </w:p>
+    <w:p>
+      <w:pPr>
+        <w:rPr>
+          <w:b/>
+          <w:bCs/>
+          <w:lang w:val="en-US"/>
+        </w:rPr>
+      </w:pPr>
+      <w:r>
+        <w:rPr>
+          <w:b/>
+          <w:bCs/>
+          <w:lang w:val="en-US"/>
+        </w:rPr>
+        <w:t>2. T2 — 87.5%</w:t>
+      </w:r>
+    </w:p>
+    <w:p>
+      <w:pPr>
+        <w:rPr>
+          <w:lang w:val="en-US"/>
+        </w:rPr>
+      </w:pPr>
+      <w:r>
+        <w:rPr>
+          <w:lang w:val="en-US"/>
+        </w:rPr>
+        <w:t xml:space="preserve">Agar T1 </w:t>
+      </w:r>
+      <w:proofErr w:type="spellStart"/>
+      <w:r>
+        <w:rPr>
+          <w:lang w:val="en-US"/>
+        </w:rPr>
+        <w:t>vaqtida</w:t>
+      </w:r>
+      <w:proofErr w:type="spellEnd"/>
+      <w:r>
+        <w:rPr>
+          <w:lang w:val="en-US"/>
+        </w:rPr>
+        <w:t xml:space="preserve"> DHCP server </w:t>
+      </w:r>
+      <w:proofErr w:type="spellStart"/>
+      <w:r>
+        <w:rPr>
+          <w:lang w:val="en-US"/>
+        </w:rPr>
+        <w:t>javob</w:t>
+      </w:r>
+      <w:proofErr w:type="spellEnd"/>
+      <w:r>
+        <w:rPr>
+          <w:lang w:val="en-US"/>
+        </w:rPr>
+        <w:t xml:space="preserve"> </w:t>
+      </w:r>
+      <w:proofErr w:type="spellStart"/>
+      <w:r>
+        <w:rPr>
+          <w:lang w:val="en-US"/>
+        </w:rPr>
+        <w:t>bermasa</w:t>
+      </w:r>
+      <w:proofErr w:type="spellEnd"/>
+      <w:r>
+        <w:rPr>
+          <w:lang w:val="en-US"/>
+        </w:rPr>
+        <w:t xml:space="preserve">, client </w:t>
+      </w:r>
+      <w:proofErr w:type="spellStart"/>
+      <w:r>
+        <w:rPr>
+          <w:lang w:val="en-US"/>
+        </w:rPr>
+        <w:t>darhol</w:t>
+      </w:r>
+      <w:proofErr w:type="spellEnd"/>
+      <w:r>
+        <w:rPr>
+          <w:lang w:val="en-US"/>
+        </w:rPr>
+        <w:t xml:space="preserve"> </w:t>
+      </w:r>
+      <w:proofErr w:type="spellStart"/>
+      <w:r>
+        <w:rPr>
+          <w:lang w:val="en-US"/>
+        </w:rPr>
+        <w:t>IP'sini</w:t>
+      </w:r>
+      <w:proofErr w:type="spellEnd"/>
+      <w:r>
+        <w:rPr>
+          <w:lang w:val="en-US"/>
+        </w:rPr>
+        <w:t xml:space="preserve"> </w:t>
+      </w:r>
+      <w:proofErr w:type="spellStart"/>
+      <w:r>
+        <w:rPr>
+          <w:lang w:val="en-US"/>
+        </w:rPr>
+        <w:t>tashlab</w:t>
+      </w:r>
+      <w:proofErr w:type="spellEnd"/>
+      <w:r>
+        <w:rPr>
+          <w:lang w:val="en-US"/>
+        </w:rPr>
+        <w:t xml:space="preserve"> </w:t>
+      </w:r>
+      <w:proofErr w:type="spellStart"/>
+      <w:r>
+        <w:rPr>
+          <w:lang w:val="en-US"/>
+        </w:rPr>
+        <w:t>yubormaydi</w:t>
+      </w:r>
+      <w:proofErr w:type="spellEnd"/>
+      <w:r>
+        <w:rPr>
+          <w:lang w:val="en-US"/>
+        </w:rPr>
+        <w:t>.</w:t>
+      </w:r>
+    </w:p>
+    <w:p>
+      <w:pPr>
+        <w:rPr>
+          <w:lang w:val="en-US"/>
+        </w:rPr>
+      </w:pPr>
+      <w:r>
+        <w:rPr>
+          <w:lang w:val="en-US"/>
+        </w:rPr>
+        <w:t xml:space="preserve">Lease </w:t>
+      </w:r>
+      <w:proofErr w:type="spellStart"/>
+      <w:r>
+        <w:rPr>
+          <w:lang w:val="en-US"/>
+        </w:rPr>
+        <w:t>davom</w:t>
+      </w:r>
+      <w:proofErr w:type="spellEnd"/>
+      <w:r>
+        <w:rPr>
+          <w:lang w:val="en-US"/>
+        </w:rPr>
+        <w:t xml:space="preserve"> </w:t>
+      </w:r>
+      <w:proofErr w:type="spellStart"/>
+      <w:r>
+        <w:rPr>
+          <w:lang w:val="en-US"/>
+        </w:rPr>
+        <w:t>etadi</w:t>
+      </w:r>
+      <w:proofErr w:type="spellEnd"/>
+      <w:r>
+        <w:rPr>
+          <w:lang w:val="en-US"/>
+        </w:rPr>
+        <w:t>.</w:t>
+      </w:r>
+    </w:p>
+    <w:p>
+      <w:pPr>
+        <w:rPr>
+          <w:lang w:val="en-US"/>
+        </w:rPr>
+      </w:pPr>
+      <w:r>
+        <w:rPr>
+          <w:lang w:val="en-US"/>
+        </w:rPr>
+        <w:t xml:space="preserve">Lease </w:t>
+      </w:r>
+      <w:proofErr w:type="spellStart"/>
+      <w:r>
+        <w:rPr>
+          <w:lang w:val="en-US"/>
+        </w:rPr>
+        <w:t>vaqtining</w:t>
+      </w:r>
+      <w:proofErr w:type="spellEnd"/>
+      <w:r>
+        <w:rPr>
+          <w:lang w:val="en-US"/>
+        </w:rPr>
+        <w:t xml:space="preserve"> </w:t>
+      </w:r>
+      <w:r>
+        <w:rPr>
+          <w:b/>
+          <w:bCs/>
+          <w:lang w:val="en-US"/>
+        </w:rPr>
+        <w:t>87.5%</w:t>
+      </w:r>
+      <w:r>
+        <w:rPr>
+          <w:lang w:val="en-US"/>
+        </w:rPr>
+        <w:t xml:space="preserve"> ga </w:t>
+      </w:r>
+      <w:proofErr w:type="spellStart"/>
+      <w:r>
+        <w:rPr>
+          <w:lang w:val="en-US"/>
+        </w:rPr>
+        <w:t>yetganda</w:t>
+      </w:r>
+      <w:proofErr w:type="spellEnd"/>
+      <w:r>
+        <w:rPr>
+          <w:lang w:val="en-US"/>
+        </w:rPr>
+        <w:t xml:space="preserve"> T2 </w:t>
+      </w:r>
+      <w:proofErr w:type="spellStart"/>
+      <w:r>
+        <w:rPr>
+          <w:lang w:val="en-US"/>
+        </w:rPr>
+        <w:t>boshlanadi</w:t>
+      </w:r>
+      <w:proofErr w:type="spellEnd"/>
+      <w:r>
+        <w:rPr>
+          <w:lang w:val="en-US"/>
+        </w:rPr>
+        <w:t>.</w:t>
+      </w:r>
+    </w:p>
+    <w:p>
+      <w:pPr>
+        <w:rPr>
+          <w:lang w:val="en-US"/>
+        </w:rPr>
+      </w:pPr>
+      <w:r>
+        <w:rPr>
+          <w:lang w:val="en-US"/>
+        </w:rPr>
+        <w:t xml:space="preserve">8 </w:t>
+      </w:r>
+      <w:proofErr w:type="spellStart"/>
+      <w:r>
+        <w:rPr>
+          <w:lang w:val="en-US"/>
+        </w:rPr>
+        <w:t>soat</w:t>
+      </w:r>
+      <w:proofErr w:type="spellEnd"/>
+      <w:r>
+        <w:rPr>
+          <w:lang w:val="en-US"/>
+        </w:rPr>
+        <w:t xml:space="preserve"> </w:t>
+      </w:r>
+      <w:proofErr w:type="spellStart"/>
+      <w:r>
+        <w:rPr>
+          <w:lang w:val="en-US"/>
+        </w:rPr>
+        <w:t>uchun</w:t>
+      </w:r>
+      <w:proofErr w:type="spellEnd"/>
+      <w:r>
+        <w:rPr>
+          <w:lang w:val="en-US"/>
+        </w:rPr>
+        <w:t>:</w:t>
+      </w:r>
+    </w:p>
+    <w:p>
+      <w:pPr>
+        <w:rPr>
+          <w:lang w:val="en-US"/>
+        </w:rPr>
+      </w:pPr>
+      <w:r>
+        <w:rPr>
+          <w:lang w:val="en-US"/>
+        </w:rPr>
+        <w:t xml:space="preserve">8 × 87.5% = 7 </w:t>
+      </w:r>
+      <w:proofErr w:type="spellStart"/>
+      <w:r>
+        <w:rPr>
+          <w:lang w:val="en-US"/>
+        </w:rPr>
+        <w:t>soat</w:t>
+      </w:r>
+      <w:proofErr w:type="spellEnd"/>
+    </w:p>
+    <w:p>
+      <w:pPr>
+        <w:rPr>
+          <w:lang w:val="en-US"/>
+        </w:rPr>
+      </w:pPr>
+      <w:r>
+        <w:rPr>
+          <w:lang w:val="en-US"/>
+        </w:rPr>
+        <w:t>Demak:</w:t>
+      </w:r>
+    </w:p>
+    <w:p>
+      <w:pPr>
+        <w:rPr>
+          <w:lang w:val="en-US"/>
+        </w:rPr>
+      </w:pPr>
+      <w:r>
+        <w:rPr>
+          <w:lang w:val="en-US"/>
+        </w:rPr>
+        <w:t>0h          4h                 7h             8h</w:t>
+      </w:r>
+    </w:p>
+    <w:p>
+      <w:pPr>
+        <w:rPr>
+          <w:lang w:val="en-US"/>
+        </w:rPr>
+      </w:pPr>
+      <w:r>
+        <w:rPr>
+          <w:lang w:val="en-US"/>
+        </w:rPr>
+        <w:t>|-----------|------------------|--------------|</w:t>
+      </w:r>
+    </w:p>
+    <w:p>
+      <w:pPr>
+        <w:rPr>
+          <w:lang w:val="en-US"/>
+        </w:rPr>
+      </w:pPr>
+      <w:r>
+        <w:rPr>
+          <w:lang w:val="en-US"/>
+        </w:rPr>
+        <w:t xml:space="preserve">            T1                 T2            Expire</w:t>
+      </w:r>
+    </w:p>
+    <w:p>
+      <w:pPr>
+        <w:rPr>
+          <w:lang w:val="en-US"/>
+        </w:rPr>
+      </w:pPr>
+      <w:r>
+        <w:rPr>
+          <w:lang w:val="en-US"/>
+        </w:rPr>
+        <w:t xml:space="preserve">T2 </w:t>
+      </w:r>
+      <w:proofErr w:type="spellStart"/>
+      <w:r>
+        <w:rPr>
+          <w:lang w:val="en-US"/>
+        </w:rPr>
+        <w:t>bosqichida</w:t>
+      </w:r>
+      <w:proofErr w:type="spellEnd"/>
+      <w:r>
+        <w:rPr>
+          <w:lang w:val="en-US"/>
+        </w:rPr>
+        <w:t xml:space="preserve"> client:</w:t>
+      </w:r>
+    </w:p>
+    <w:p>
+      <w:pPr>
+        <w:rPr>
+          <w:lang w:val="en-US"/>
+        </w:rPr>
+      </w:pPr>
+      <w:r>
+        <w:rPr>
+          <w:lang w:val="en-US"/>
+        </w:rPr>
+        <w:t>"</w:t>
+      </w:r>
+      <w:proofErr w:type="spellStart"/>
+      <w:r>
+        <w:rPr>
+          <w:lang w:val="en-US"/>
+        </w:rPr>
+        <w:t>Menga</w:t>
+      </w:r>
+      <w:proofErr w:type="spellEnd"/>
+      <w:r>
+        <w:rPr>
+          <w:lang w:val="en-US"/>
+        </w:rPr>
+        <w:t xml:space="preserve"> </w:t>
+      </w:r>
+      <w:proofErr w:type="spellStart"/>
+      <w:r>
+        <w:rPr>
+          <w:lang w:val="en-US"/>
+        </w:rPr>
+        <w:t>shu</w:t>
+      </w:r>
+      <w:proofErr w:type="spellEnd"/>
+      <w:r>
+        <w:rPr>
+          <w:lang w:val="en-US"/>
+        </w:rPr>
+        <w:t xml:space="preserve"> </w:t>
+      </w:r>
+      <w:proofErr w:type="spellStart"/>
+      <w:r>
+        <w:rPr>
+          <w:lang w:val="en-US"/>
+        </w:rPr>
+        <w:t>IP'ni</w:t>
+      </w:r>
+      <w:proofErr w:type="spellEnd"/>
+      <w:r>
+        <w:rPr>
+          <w:lang w:val="en-US"/>
+        </w:rPr>
+        <w:t xml:space="preserve"> </w:t>
+      </w:r>
+      <w:proofErr w:type="spellStart"/>
+      <w:r>
+        <w:rPr>
+          <w:lang w:val="en-US"/>
+        </w:rPr>
+        <w:t>kim</w:t>
+      </w:r>
+      <w:proofErr w:type="spellEnd"/>
+      <w:r>
+        <w:rPr>
+          <w:lang w:val="en-US"/>
+        </w:rPr>
+        <w:t xml:space="preserve"> </w:t>
+      </w:r>
+      <w:proofErr w:type="spellStart"/>
+      <w:proofErr w:type="gramStart"/>
+      <w:r>
+        <w:rPr>
+          <w:lang w:val="en-US"/>
+        </w:rPr>
+        <w:t>bo‘</w:t>
+      </w:r>
+      <w:proofErr w:type="gramEnd"/>
+      <w:r>
+        <w:rPr>
+          <w:lang w:val="en-US"/>
+        </w:rPr>
+        <w:t>lsa</w:t>
+      </w:r>
+      <w:proofErr w:type="spellEnd"/>
+      <w:r>
+        <w:rPr>
+          <w:lang w:val="en-US"/>
+        </w:rPr>
+        <w:t xml:space="preserve"> ham </w:t>
+      </w:r>
+      <w:proofErr w:type="spellStart"/>
+      <w:r>
+        <w:rPr>
+          <w:lang w:val="en-US"/>
+        </w:rPr>
+        <w:t>yangilab</w:t>
+      </w:r>
+      <w:proofErr w:type="spellEnd"/>
+      <w:r>
+        <w:rPr>
+          <w:lang w:val="en-US"/>
+        </w:rPr>
+        <w:t xml:space="preserve"> </w:t>
+      </w:r>
+      <w:proofErr w:type="spellStart"/>
+      <w:r>
+        <w:rPr>
+          <w:lang w:val="en-US"/>
+        </w:rPr>
+        <w:t>bersin</w:t>
+      </w:r>
+      <w:proofErr w:type="spellEnd"/>
+      <w:r>
+        <w:rPr>
+          <w:lang w:val="en-US"/>
+        </w:rPr>
+        <w:t>."</w:t>
+      </w:r>
+    </w:p>
+    <w:p>
+      <w:pPr>
+        <w:rPr>
+          <w:lang w:val="en-US"/>
+        </w:rPr>
+      </w:pPr>
+      <w:proofErr w:type="spellStart"/>
+      <w:r>
+        <w:rPr>
+          <w:lang w:val="en-US"/>
+        </w:rPr>
+        <w:t>degan</w:t>
+      </w:r>
+      <w:proofErr w:type="spellEnd"/>
+      <w:r>
+        <w:rPr>
+          <w:lang w:val="en-US"/>
+        </w:rPr>
+        <w:t xml:space="preserve"> </w:t>
+      </w:r>
+      <w:proofErr w:type="spellStart"/>
+      <w:r>
+        <w:rPr>
+          <w:lang w:val="en-US"/>
+        </w:rPr>
+        <w:t>ma'noda</w:t>
+      </w:r>
+      <w:proofErr w:type="spellEnd"/>
+      <w:r>
+        <w:rPr>
+          <w:lang w:val="en-US"/>
+        </w:rPr>
+        <w:t xml:space="preserve"> DHCP </w:t>
+      </w:r>
+      <w:proofErr w:type="spellStart"/>
+      <w:r>
+        <w:rPr>
+          <w:lang w:val="en-US"/>
+        </w:rPr>
+        <w:t>orqali</w:t>
+      </w:r>
+      <w:proofErr w:type="spellEnd"/>
+      <w:r>
+        <w:rPr>
+          <w:lang w:val="en-US"/>
+        </w:rPr>
+        <w:t xml:space="preserve"> </w:t>
+      </w:r>
+      <w:proofErr w:type="spellStart"/>
+      <w:r>
+        <w:rPr>
+          <w:lang w:val="en-US"/>
+        </w:rPr>
+        <w:t>yana</w:t>
+      </w:r>
+      <w:proofErr w:type="spellEnd"/>
+      <w:r>
+        <w:rPr>
+          <w:lang w:val="en-US"/>
+        </w:rPr>
+        <w:t xml:space="preserve"> server </w:t>
+      </w:r>
+      <w:proofErr w:type="spellStart"/>
+      <w:r>
+        <w:rPr>
+          <w:lang w:val="en-US"/>
+        </w:rPr>
+        <w:t>qidiradi</w:t>
+      </w:r>
+      <w:proofErr w:type="spellEnd"/>
+      <w:r>
+        <w:rPr>
+          <w:lang w:val="en-US"/>
+        </w:rPr>
+        <w:t>.</w:t>
+      </w:r>
+    </w:p>
+    <w:p>
+      <w:pPr>
+        <w:rPr>
+          <w:lang w:val="en-US"/>
+        </w:rPr>
+      </w:pPr>
+      <w:r>
+        <w:rPr>
+          <w:lang w:val="en-US"/>
+        </w:rPr>
+        <w:t xml:space="preserve">Bu </w:t>
+      </w:r>
+      <w:proofErr w:type="spellStart"/>
+      <w:r>
+        <w:rPr>
+          <w:lang w:val="en-US"/>
+        </w:rPr>
+        <w:t>yerda</w:t>
+      </w:r>
+      <w:proofErr w:type="spellEnd"/>
+      <w:r>
+        <w:rPr>
+          <w:lang w:val="en-US"/>
+        </w:rPr>
+        <w:t xml:space="preserve"> u </w:t>
+      </w:r>
+      <w:proofErr w:type="spellStart"/>
+      <w:r>
+        <w:rPr>
+          <w:lang w:val="en-US"/>
+        </w:rPr>
+        <w:t>avvalgi</w:t>
+      </w:r>
+      <w:proofErr w:type="spellEnd"/>
+      <w:r>
+        <w:rPr>
+          <w:lang w:val="en-US"/>
+        </w:rPr>
+        <w:t xml:space="preserve"> DHCP </w:t>
+      </w:r>
+      <w:proofErr w:type="spellStart"/>
+      <w:r>
+        <w:rPr>
+          <w:lang w:val="en-US"/>
+        </w:rPr>
+        <w:t>serverga</w:t>
+      </w:r>
+      <w:proofErr w:type="spellEnd"/>
+      <w:r>
+        <w:rPr>
+          <w:lang w:val="en-US"/>
+        </w:rPr>
+        <w:t xml:space="preserve"> </w:t>
+      </w:r>
+      <w:proofErr w:type="spellStart"/>
+      <w:proofErr w:type="gramStart"/>
+      <w:r>
+        <w:rPr>
+          <w:lang w:val="en-US"/>
+        </w:rPr>
+        <w:t>bog‘</w:t>
+      </w:r>
+      <w:proofErr w:type="gramEnd"/>
+      <w:r>
+        <w:rPr>
+          <w:lang w:val="en-US"/>
+        </w:rPr>
+        <w:t>lanib</w:t>
+      </w:r>
+      <w:proofErr w:type="spellEnd"/>
+      <w:r>
+        <w:rPr>
+          <w:lang w:val="en-US"/>
+        </w:rPr>
+        <w:t xml:space="preserve"> </w:t>
+      </w:r>
+      <w:proofErr w:type="spellStart"/>
+      <w:r>
+        <w:rPr>
+          <w:lang w:val="en-US"/>
+        </w:rPr>
+        <w:t>qolmaydi</w:t>
+      </w:r>
+      <w:proofErr w:type="spellEnd"/>
+      <w:r>
+        <w:rPr>
+          <w:lang w:val="en-US"/>
+        </w:rPr>
+        <w:t>.</w:t>
+      </w:r>
+    </w:p>
+    <w:p>
+      <w:r>
+        <w:pict w14:anchorId="0EBC496A">
+          <v:rect id="_x0000_i1056" style="width:0;height:1.5pt" o:hralign="center" o:hrstd="t" o:hr="t" fillcolor="#a0a0a0" stroked="f"/>
+        </w:pict>
+      </w:r>
+    </w:p>
+    <w:p>
+      <w:pPr>
+        <w:rPr>
+          <w:b/>
+          <w:bCs/>
+          <w:lang w:val="en-US"/>
+        </w:rPr>
+      </w:pPr>
+      <w:r>
+        <w:rPr>
+          <w:b/>
+          <w:bCs/>
+          <w:lang w:val="en-US"/>
+        </w:rPr>
+        <w:t xml:space="preserve">3. Agar T2 ham </w:t>
+      </w:r>
+      <w:proofErr w:type="spellStart"/>
+      <w:r>
+        <w:rPr>
+          <w:b/>
+          <w:bCs/>
+          <w:lang w:val="en-US"/>
+        </w:rPr>
+        <w:t>muvaffaqiyatsiz</w:t>
+      </w:r>
+      <w:proofErr w:type="spellEnd"/>
+      <w:r>
+        <w:rPr>
+          <w:b/>
+          <w:bCs/>
+          <w:lang w:val="en-US"/>
+        </w:rPr>
+        <w:t xml:space="preserve"> </w:t>
+      </w:r>
+      <w:proofErr w:type="spellStart"/>
+      <w:proofErr w:type="gramStart"/>
+      <w:r>
+        <w:rPr>
+          <w:b/>
+          <w:bCs/>
+          <w:lang w:val="en-US"/>
+        </w:rPr>
+        <w:t>bo‘</w:t>
+      </w:r>
+      <w:proofErr w:type="gramEnd"/>
+      <w:r>
+        <w:rPr>
+          <w:b/>
+          <w:bCs/>
+          <w:lang w:val="en-US"/>
+        </w:rPr>
+        <w:t>lsa</w:t>
+      </w:r>
+      <w:proofErr w:type="spellEnd"/>
+      <w:r>
+        <w:rPr>
+          <w:b/>
+          <w:bCs/>
+          <w:lang w:val="en-US"/>
+        </w:rPr>
+        <w:t>?</w:t>
+      </w:r>
+    </w:p>
+    <w:p>
+      <w:pPr>
+        <w:rPr>
+          <w:lang w:val="en-US"/>
+        </w:rPr>
+      </w:pPr>
+      <w:proofErr w:type="spellStart"/>
+      <w:r>
+        <w:rPr>
+          <w:lang w:val="en-US"/>
+        </w:rPr>
+        <w:t>Endi</w:t>
+      </w:r>
+      <w:proofErr w:type="spellEnd"/>
+      <w:r>
+        <w:rPr>
+          <w:lang w:val="en-US"/>
+        </w:rPr>
+        <w:t xml:space="preserve"> </w:t>
+      </w:r>
+      <w:proofErr w:type="spellStart"/>
+      <w:r>
+        <w:rPr>
+          <w:lang w:val="en-US"/>
+        </w:rPr>
+        <w:t>juda</w:t>
+      </w:r>
+      <w:proofErr w:type="spellEnd"/>
+      <w:r>
+        <w:rPr>
+          <w:lang w:val="en-US"/>
+        </w:rPr>
+        <w:t xml:space="preserve"> </w:t>
+      </w:r>
+      <w:proofErr w:type="spellStart"/>
+      <w:r>
+        <w:rPr>
+          <w:lang w:val="en-US"/>
+        </w:rPr>
+        <w:t>muhim</w:t>
+      </w:r>
+      <w:proofErr w:type="spellEnd"/>
+      <w:r>
+        <w:rPr>
+          <w:lang w:val="en-US"/>
+        </w:rPr>
+        <w:t xml:space="preserve"> </w:t>
+      </w:r>
+      <w:proofErr w:type="spellStart"/>
+      <w:r>
+        <w:rPr>
+          <w:lang w:val="en-US"/>
+        </w:rPr>
+        <w:t>holat</w:t>
+      </w:r>
+      <w:proofErr w:type="spellEnd"/>
+      <w:r>
+        <w:rPr>
+          <w:lang w:val="en-US"/>
+        </w:rPr>
+        <w:t>.</w:t>
+      </w:r>
+    </w:p>
+    <w:p>
+      <w:pPr>
+        <w:rPr>
+          <w:lang w:val="en-US"/>
+        </w:rPr>
+      </w:pPr>
+      <w:r>
+        <w:rPr>
+          <w:lang w:val="en-US"/>
+        </w:rPr>
+        <w:t>Agar:</w:t>
+      </w:r>
+    </w:p>
+    <w:p>
+      <w:pPr>
+        <w:numPr>
+          <w:ilvl w:val="0"/>
+          <w:numId w:val="1"/>
+        </w:numPr>
+      </w:pPr>
+      <w:r>
+        <w:t xml:space="preserve">T1 → DHCP </w:t>
+      </w:r>
+      <w:proofErr w:type="spellStart"/>
+      <w:r>
+        <w:t>server</w:t>
+      </w:r>
+      <w:proofErr w:type="spellEnd"/>
+      <w:r>
+        <w:t xml:space="preserve"> </w:t>
+      </w:r>
+      <w:proofErr w:type="spellStart"/>
+      <w:r>
+        <w:t>javob</w:t>
+      </w:r>
+      <w:proofErr w:type="spellEnd"/>
+      <w:r>
+        <w:t xml:space="preserve"> </w:t>
+      </w:r>
+      <w:proofErr w:type="spellStart"/>
+      <w:r>
+        <w:t>bermadi</w:t>
+      </w:r>
+      <w:proofErr w:type="spellEnd"/>
+      <w:r>
+        <w:t xml:space="preserve"> </w:t>
+      </w:r>
+    </w:p>
+    <w:p>
+      <w:pPr>
+        <w:numPr>
+          <w:ilvl w:val="0"/>
+          <w:numId w:val="1"/>
+        </w:numPr>
+        <w:rPr>
+          <w:lang w:val="en-US"/>
+        </w:rPr>
+      </w:pPr>
+      <w:r>
+        <w:rPr>
+          <w:lang w:val="en-US"/>
+        </w:rPr>
+        <w:t xml:space="preserve">T2 → DHCP </w:t>
+      </w:r>
+      <w:proofErr w:type="spellStart"/>
+      <w:r>
+        <w:rPr>
+          <w:lang w:val="en-US"/>
+        </w:rPr>
+        <w:t>serverlardan</w:t>
+      </w:r>
+      <w:proofErr w:type="spellEnd"/>
+      <w:r>
+        <w:rPr>
+          <w:lang w:val="en-US"/>
+        </w:rPr>
+        <w:t xml:space="preserve"> ham </w:t>
+      </w:r>
+      <w:proofErr w:type="spellStart"/>
+      <w:r>
+        <w:rPr>
+          <w:lang w:val="en-US"/>
+        </w:rPr>
+        <w:t>javob</w:t>
+      </w:r>
+      <w:proofErr w:type="spellEnd"/>
+      <w:r>
+        <w:rPr>
+          <w:lang w:val="en-US"/>
+        </w:rPr>
+        <w:t xml:space="preserve"> </w:t>
+      </w:r>
+      <w:proofErr w:type="spellStart"/>
+      <w:r>
+        <w:rPr>
+          <w:lang w:val="en-US"/>
+        </w:rPr>
+        <w:t>kelmadi</w:t>
+      </w:r>
+      <w:proofErr w:type="spellEnd"/>
+      <w:r>
+        <w:rPr>
+          <w:lang w:val="en-US"/>
+        </w:rPr>
+        <w:t xml:space="preserve"> </w:t>
+      </w:r>
+    </w:p>
+    <w:p>
+      <w:pPr>
+        <w:rPr>
+          <w:lang w:val="en-US"/>
+        </w:rPr>
+      </w:pPr>
+      <w:proofErr w:type="spellStart"/>
+      <w:r>
+        <w:rPr>
+          <w:lang w:val="en-US"/>
+        </w:rPr>
+        <w:t>unda</w:t>
+      </w:r>
+      <w:proofErr w:type="spellEnd"/>
+      <w:r>
+        <w:rPr>
+          <w:lang w:val="en-US"/>
+        </w:rPr>
+        <w:t xml:space="preserve"> lease </w:t>
+      </w:r>
+      <w:proofErr w:type="spellStart"/>
+      <w:r>
+        <w:rPr>
+          <w:lang w:val="en-US"/>
+        </w:rPr>
+        <w:t>oxirigacha</w:t>
+      </w:r>
+      <w:proofErr w:type="spellEnd"/>
+      <w:r>
+        <w:rPr>
+          <w:lang w:val="en-US"/>
+        </w:rPr>
+        <w:t xml:space="preserve"> client </w:t>
+      </w:r>
+      <w:proofErr w:type="spellStart"/>
+      <w:r>
+        <w:rPr>
+          <w:lang w:val="en-US"/>
+        </w:rPr>
+        <w:t>kutadi</w:t>
+      </w:r>
+      <w:proofErr w:type="spellEnd"/>
+      <w:r>
+        <w:rPr>
+          <w:lang w:val="en-US"/>
+        </w:rPr>
+        <w:t>.</w:t>
+      </w:r>
+    </w:p>
+    <w:p>
+      <w:pPr>
+        <w:rPr>
+          <w:lang w:val="en-US"/>
+        </w:rPr>
+      </w:pPr>
+      <w:r>
+        <w:rPr>
+          <w:lang w:val="en-US"/>
+        </w:rPr>
+        <w:t xml:space="preserve">Lease </w:t>
+      </w:r>
+      <w:proofErr w:type="spellStart"/>
+      <w:r>
+        <w:rPr>
+          <w:lang w:val="en-US"/>
+        </w:rPr>
+        <w:t>tugaganda</w:t>
+      </w:r>
+      <w:proofErr w:type="spellEnd"/>
+      <w:r>
+        <w:rPr>
+          <w:lang w:val="en-US"/>
+        </w:rPr>
+        <w:t>:</w:t>
+      </w:r>
+    </w:p>
+    <w:p>
+      <w:pPr>
+        <w:rPr>
+          <w:lang w:val="en-US"/>
+        </w:rPr>
+      </w:pPr>
+      <w:r>
+        <w:rPr>
+          <w:lang w:val="en-US"/>
+        </w:rPr>
+        <w:t>192.168.10.11</w:t>
+      </w:r>
+    </w:p>
+    <w:p>
+      <w:pPr>
+        <w:rPr>
+          <w:lang w:val="en-US"/>
+        </w:rPr>
+      </w:pPr>
+      <w:proofErr w:type="spellStart"/>
+      <w:r>
+        <w:rPr>
+          <w:lang w:val="en-US"/>
+        </w:rPr>
+        <w:t>IP'sidan</w:t>
+      </w:r>
+      <w:proofErr w:type="spellEnd"/>
+      <w:r>
+        <w:rPr>
+          <w:lang w:val="en-US"/>
+        </w:rPr>
+        <w:t xml:space="preserve"> </w:t>
+      </w:r>
+      <w:proofErr w:type="spellStart"/>
+      <w:r>
+        <w:rPr>
+          <w:lang w:val="en-US"/>
+        </w:rPr>
+        <w:t>foydalanish</w:t>
+      </w:r>
+      <w:proofErr w:type="spellEnd"/>
+      <w:r>
+        <w:rPr>
+          <w:lang w:val="en-US"/>
+        </w:rPr>
+        <w:t xml:space="preserve"> </w:t>
+      </w:r>
+      <w:proofErr w:type="spellStart"/>
+      <w:r>
+        <w:rPr>
+          <w:lang w:val="en-US"/>
+        </w:rPr>
+        <w:t>huquqi</w:t>
+      </w:r>
+      <w:proofErr w:type="spellEnd"/>
+      <w:r>
+        <w:rPr>
+          <w:lang w:val="en-US"/>
+        </w:rPr>
+        <w:t xml:space="preserve"> </w:t>
+      </w:r>
+      <w:proofErr w:type="spellStart"/>
+      <w:r>
+        <w:rPr>
+          <w:lang w:val="en-US"/>
+        </w:rPr>
+        <w:t>tugaydi</w:t>
+      </w:r>
+      <w:proofErr w:type="spellEnd"/>
+      <w:r>
+        <w:rPr>
+          <w:lang w:val="en-US"/>
+        </w:rPr>
+        <w:t>.</w:t>
+      </w:r>
+    </w:p>
+    <w:p>
+      <w:pPr>
+        <w:rPr>
+          <w:lang w:val="en-US"/>
+        </w:rPr>
+      </w:pPr>
+      <w:r>
+        <w:rPr>
+          <w:lang w:val="en-US"/>
+        </w:rPr>
+        <w:t xml:space="preserve">Client </w:t>
+      </w:r>
+      <w:proofErr w:type="spellStart"/>
+      <w:r>
+        <w:rPr>
+          <w:lang w:val="en-US"/>
+        </w:rPr>
+        <w:t>yana</w:t>
+      </w:r>
+      <w:proofErr w:type="spellEnd"/>
+      <w:r>
+        <w:rPr>
+          <w:lang w:val="en-US"/>
+        </w:rPr>
+        <w:t xml:space="preserve"> DHCP Discover </w:t>
+      </w:r>
+      <w:proofErr w:type="spellStart"/>
+      <w:r>
+        <w:rPr>
+          <w:lang w:val="en-US"/>
+        </w:rPr>
+        <w:t>boshlaydi</w:t>
+      </w:r>
+      <w:proofErr w:type="spellEnd"/>
+      <w:r>
+        <w:rPr>
+          <w:lang w:val="en-US"/>
+        </w:rPr>
+        <w:t>:</w:t>
+      </w:r>
+    </w:p>
+    <w:p>
+      <w:pPr>
+        <w:rPr>
+          <w:lang w:val="en-US"/>
+        </w:rPr>
+      </w:pPr>
+      <w:r>
+        <w:rPr>
+          <w:lang w:val="en-US"/>
+        </w:rPr>
+        <w:lastRenderedPageBreak/>
+        <w:t>Discover</w:t>
+      </w:r>
+    </w:p>
+    <w:p>
+      <w:pPr>
+        <w:rPr>
+          <w:lang w:val="en-US"/>
+        </w:rPr>
+      </w:pPr>
+      <w:r>
+        <w:rPr>
+          <w:lang w:val="en-US"/>
+        </w:rPr>
+        <w:t xml:space="preserve">   ↓</w:t>
+      </w:r>
+    </w:p>
+    <w:p>
+      <w:pPr>
+        <w:rPr>
+          <w:lang w:val="en-US"/>
+        </w:rPr>
+      </w:pPr>
+      <w:r>
+        <w:rPr>
+          <w:lang w:val="en-US"/>
+        </w:rPr>
+        <w:t>Offer</w:t>
+      </w:r>
+    </w:p>
+    <w:p>
+      <w:pPr>
+        <w:rPr>
+          <w:lang w:val="en-US"/>
+        </w:rPr>
+      </w:pPr>
+      <w:r>
+        <w:rPr>
+          <w:lang w:val="en-US"/>
+        </w:rPr>
+        <w:t xml:space="preserve">   ↓</w:t>
+      </w:r>
+    </w:p>
+    <w:p>
+      <w:pPr>
+        <w:rPr>
+          <w:lang w:val="en-US"/>
+        </w:rPr>
+      </w:pPr>
+      <w:r>
+        <w:rPr>
+          <w:lang w:val="en-US"/>
+        </w:rPr>
+        <w:t>Request</w:t>
+      </w:r>
+    </w:p>
+    <w:p>
+      <w:pPr>
+        <w:rPr>
+          <w:lang w:val="en-US"/>
+        </w:rPr>
+      </w:pPr>
+      <w:r>
+        <w:rPr>
+          <w:lang w:val="en-US"/>
+        </w:rPr>
+        <w:t xml:space="preserve">   ↓</w:t>
+      </w:r>
+    </w:p>
+    <w:p>
+      <w:pPr>
+        <w:rPr>
+          <w:lang w:val="en-US"/>
+        </w:rPr>
+      </w:pPr>
+      <w:r>
+        <w:rPr>
+          <w:lang w:val="en-US"/>
+        </w:rPr>
+        <w:t>ACK</w:t>
+      </w:r>
+    </w:p>
+    <w:p>
+      <w:pPr>
+        <w:rPr>
+          <w:lang w:val="en-US"/>
+        </w:rPr>
+      </w:pPr>
+      <w:proofErr w:type="spellStart"/>
+      <w:r>
+        <w:rPr>
+          <w:lang w:val="en-US"/>
+        </w:rPr>
+        <w:t>va</w:t>
+      </w:r>
+      <w:proofErr w:type="spellEnd"/>
+      <w:r>
+        <w:rPr>
+          <w:lang w:val="en-US"/>
+        </w:rPr>
+        <w:t xml:space="preserve"> </w:t>
+      </w:r>
+      <w:proofErr w:type="spellStart"/>
+      <w:r>
+        <w:rPr>
+          <w:lang w:val="en-US"/>
+        </w:rPr>
+        <w:t>yangi</w:t>
+      </w:r>
+      <w:proofErr w:type="spellEnd"/>
+      <w:r>
+        <w:rPr>
+          <w:lang w:val="en-US"/>
+        </w:rPr>
+        <w:t xml:space="preserve"> IP </w:t>
+      </w:r>
+      <w:proofErr w:type="spellStart"/>
+      <w:r>
+        <w:rPr>
+          <w:lang w:val="en-US"/>
+        </w:rPr>
+        <w:t>olishga</w:t>
+      </w:r>
+      <w:proofErr w:type="spellEnd"/>
+      <w:r>
+        <w:rPr>
+          <w:lang w:val="en-US"/>
+        </w:rPr>
+        <w:t xml:space="preserve"> harakat </w:t>
+      </w:r>
+      <w:proofErr w:type="spellStart"/>
+      <w:r>
+        <w:rPr>
+          <w:lang w:val="en-US"/>
+        </w:rPr>
+        <w:t>qiladi</w:t>
+      </w:r>
+      <w:proofErr w:type="spellEnd"/>
+      <w:r>
+        <w:rPr>
+          <w:lang w:val="en-US"/>
+        </w:rPr>
+        <w:t>.</w:t>
+      </w:r>
+    </w:p>
+    <w:p>
+      <w:r>
+        <w:pict w14:anchorId="68592060">
+          <v:rect id="_x0000_i1057" style="width:0;height:1.5pt" o:hralign="center" o:hrstd="t" o:hr="t" fillcolor="#a0a0a0" stroked="f"/>
+        </w:pict>
+      </w:r>
+    </w:p>
+    <w:p>
+      <w:pPr>
+        <w:rPr>
+          <w:b/>
+          <w:bCs/>
+          <w:lang w:val="en-US"/>
+        </w:rPr>
+      </w:pPr>
+      <w:r>
+        <w:rPr>
+          <w:b/>
+          <w:bCs/>
+          <w:lang w:val="en-US"/>
+        </w:rPr>
+        <w:t xml:space="preserve">4. Buni </w:t>
+      </w:r>
+      <w:proofErr w:type="spellStart"/>
+      <w:r>
+        <w:rPr>
+          <w:b/>
+          <w:bCs/>
+          <w:lang w:val="en-US"/>
+        </w:rPr>
+        <w:t>hayotiy</w:t>
+      </w:r>
+      <w:proofErr w:type="spellEnd"/>
+      <w:r>
+        <w:rPr>
+          <w:b/>
+          <w:bCs/>
+          <w:lang w:val="en-US"/>
+        </w:rPr>
+        <w:t xml:space="preserve"> </w:t>
+      </w:r>
+      <w:proofErr w:type="spellStart"/>
+      <w:r>
+        <w:rPr>
+          <w:b/>
+          <w:bCs/>
+          <w:lang w:val="en-US"/>
+        </w:rPr>
+        <w:t>misolda</w:t>
+      </w:r>
+      <w:proofErr w:type="spellEnd"/>
+    </w:p>
+    <w:p>
+      <w:pPr>
+        <w:rPr>
+          <w:lang w:val="en-US"/>
+        </w:rPr>
+      </w:pPr>
+      <w:proofErr w:type="spellStart"/>
+      <w:r>
+        <w:rPr>
+          <w:lang w:val="en-US"/>
+        </w:rPr>
+        <w:t>Tasavvur</w:t>
+      </w:r>
+      <w:proofErr w:type="spellEnd"/>
+      <w:r>
+        <w:rPr>
+          <w:lang w:val="en-US"/>
+        </w:rPr>
+        <w:t xml:space="preserve"> </w:t>
+      </w:r>
+      <w:proofErr w:type="spellStart"/>
+      <w:r>
+        <w:rPr>
+          <w:lang w:val="en-US"/>
+        </w:rPr>
+        <w:t>qil</w:t>
+      </w:r>
+      <w:proofErr w:type="spellEnd"/>
+      <w:r>
+        <w:rPr>
+          <w:lang w:val="en-US"/>
+        </w:rPr>
+        <w:t>:</w:t>
+      </w:r>
+    </w:p>
+    <w:p>
+      <w:pPr>
+        <w:rPr>
+          <w:lang w:val="en-US"/>
+        </w:rPr>
+      </w:pPr>
+      <w:r>
+        <w:rPr>
+          <w:lang w:val="en-US"/>
+        </w:rPr>
+        <w:t xml:space="preserve">Senga </w:t>
+      </w:r>
+      <w:proofErr w:type="spellStart"/>
+      <w:r>
+        <w:rPr>
+          <w:lang w:val="en-US"/>
+        </w:rPr>
+        <w:t>ofisda</w:t>
+      </w:r>
+      <w:proofErr w:type="spellEnd"/>
+      <w:r>
+        <w:rPr>
+          <w:lang w:val="en-US"/>
+        </w:rPr>
+        <w:t>:</w:t>
+      </w:r>
+    </w:p>
+    <w:p>
+      <w:pPr>
+        <w:rPr>
+          <w:lang w:val="en-US"/>
+        </w:rPr>
+      </w:pPr>
+      <w:r>
+        <w:rPr>
+          <w:lang w:val="en-US"/>
+        </w:rPr>
+        <w:t>IP = 192.168.10.11</w:t>
+      </w:r>
+    </w:p>
+    <w:p>
+      <w:pPr>
+        <w:rPr>
+          <w:lang w:val="en-US"/>
+        </w:rPr>
+      </w:pPr>
+      <w:r>
+        <w:rPr>
+          <w:lang w:val="en-US"/>
+        </w:rPr>
+        <w:t xml:space="preserve">Lease = 8 </w:t>
+      </w:r>
+      <w:proofErr w:type="spellStart"/>
+      <w:r>
+        <w:rPr>
+          <w:lang w:val="en-US"/>
+        </w:rPr>
+        <w:t>soat</w:t>
+      </w:r>
+      <w:proofErr w:type="spellEnd"/>
+    </w:p>
+    <w:p>
+      <w:pPr>
+        <w:rPr>
+          <w:lang w:val="en-US"/>
+        </w:rPr>
+      </w:pPr>
+      <w:proofErr w:type="spellStart"/>
+      <w:r>
+        <w:rPr>
+          <w:lang w:val="en-US"/>
+        </w:rPr>
+        <w:t>berildi</w:t>
+      </w:r>
+      <w:proofErr w:type="spellEnd"/>
+      <w:r>
+        <w:rPr>
+          <w:lang w:val="en-US"/>
+        </w:rPr>
+        <w:t>.</w:t>
+      </w:r>
+    </w:p>
+    <w:p>
+      <w:pPr>
+        <w:rPr>
+          <w:b/>
+          <w:bCs/>
+          <w:lang w:val="en-US"/>
+        </w:rPr>
+      </w:pPr>
+      <w:r>
+        <w:rPr>
+          <w:b/>
+          <w:bCs/>
+          <w:lang w:val="en-US"/>
+        </w:rPr>
+        <w:t xml:space="preserve">0 </w:t>
+      </w:r>
+      <w:proofErr w:type="spellStart"/>
+      <w:r>
+        <w:rPr>
+          <w:b/>
+          <w:bCs/>
+          <w:lang w:val="en-US"/>
+        </w:rPr>
+        <w:t>soat</w:t>
+      </w:r>
+      <w:proofErr w:type="spellEnd"/>
+    </w:p>
+    <w:p>
+      <w:pPr>
+        <w:rPr>
+          <w:lang w:val="en-US"/>
+        </w:rPr>
+      </w:pPr>
+      <w:r>
+        <w:rPr>
+          <w:lang w:val="en-US"/>
+        </w:rPr>
+        <w:t xml:space="preserve">IP </w:t>
+      </w:r>
+      <w:proofErr w:type="spellStart"/>
+      <w:r>
+        <w:rPr>
+          <w:lang w:val="en-US"/>
+        </w:rPr>
+        <w:t>olding</w:t>
+      </w:r>
+      <w:proofErr w:type="spellEnd"/>
+      <w:r>
+        <w:rPr>
+          <w:lang w:val="en-US"/>
+        </w:rPr>
+        <w:t>:</w:t>
+      </w:r>
+    </w:p>
+    <w:p>
+      <w:pPr>
+        <w:rPr>
+          <w:lang w:val="en-US"/>
+        </w:rPr>
+      </w:pPr>
+      <w:r>
+        <w:rPr>
+          <w:lang w:val="en-US"/>
+        </w:rPr>
+        <w:t>192.168.10.11</w:t>
+      </w:r>
+    </w:p>
+    <w:p>
+      <w:pPr>
+        <w:rPr>
+          <w:b/>
+          <w:bCs/>
+          <w:lang w:val="en-US"/>
+        </w:rPr>
+      </w:pPr>
+      <w:r>
+        <w:rPr>
+          <w:b/>
+          <w:bCs/>
+          <w:lang w:val="en-US"/>
+        </w:rPr>
+        <w:t xml:space="preserve">4 </w:t>
+      </w:r>
+      <w:proofErr w:type="spellStart"/>
+      <w:r>
+        <w:rPr>
+          <w:b/>
+          <w:bCs/>
+          <w:lang w:val="en-US"/>
+        </w:rPr>
+        <w:t>soat</w:t>
+      </w:r>
+      <w:proofErr w:type="spellEnd"/>
+      <w:r>
+        <w:rPr>
+          <w:b/>
+          <w:bCs/>
+          <w:lang w:val="en-US"/>
+        </w:rPr>
+        <w:t xml:space="preserve"> — T1</w:t>
+      </w:r>
+    </w:p>
+    <w:p>
+      <w:pPr>
+        <w:rPr>
+          <w:lang w:val="en-US"/>
+        </w:rPr>
+      </w:pPr>
+      <w:r>
+        <w:rPr>
+          <w:lang w:val="en-US"/>
+        </w:rPr>
+        <w:t>DHCP server:</w:t>
+      </w:r>
+    </w:p>
+    <w:p>
+      <w:pPr>
+        <w:rPr>
+          <w:lang w:val="en-US"/>
+        </w:rPr>
+      </w:pPr>
+      <w:r>
+        <w:rPr>
+          <w:lang w:val="en-US"/>
+        </w:rPr>
+        <w:t xml:space="preserve">"Ha, </w:t>
+      </w:r>
+      <w:proofErr w:type="spellStart"/>
+      <w:r>
+        <w:rPr>
+          <w:lang w:val="en-US"/>
+        </w:rPr>
+        <w:t>IP'ni</w:t>
+      </w:r>
+      <w:proofErr w:type="spellEnd"/>
+      <w:r>
+        <w:rPr>
+          <w:lang w:val="en-US"/>
+        </w:rPr>
+        <w:t xml:space="preserve"> </w:t>
+      </w:r>
+      <w:proofErr w:type="spellStart"/>
+      <w:r>
+        <w:rPr>
+          <w:lang w:val="en-US"/>
+        </w:rPr>
+        <w:t>yana</w:t>
+      </w:r>
+      <w:proofErr w:type="spellEnd"/>
+      <w:r>
+        <w:rPr>
+          <w:lang w:val="en-US"/>
+        </w:rPr>
+        <w:t xml:space="preserve"> </w:t>
+      </w:r>
+      <w:proofErr w:type="spellStart"/>
+      <w:r>
+        <w:rPr>
+          <w:lang w:val="en-US"/>
+        </w:rPr>
+        <w:t>ishlatishing</w:t>
+      </w:r>
+      <w:proofErr w:type="spellEnd"/>
+      <w:r>
+        <w:rPr>
+          <w:lang w:val="en-US"/>
+        </w:rPr>
+        <w:t xml:space="preserve"> </w:t>
+      </w:r>
+      <w:proofErr w:type="spellStart"/>
+      <w:r>
+        <w:rPr>
+          <w:lang w:val="en-US"/>
+        </w:rPr>
+        <w:t>mumkin</w:t>
+      </w:r>
+      <w:proofErr w:type="spellEnd"/>
+      <w:r>
+        <w:rPr>
+          <w:lang w:val="en-US"/>
+        </w:rPr>
+        <w:t>."</w:t>
+      </w:r>
+    </w:p>
+    <w:p>
+      <w:r>
+        <w:t xml:space="preserve">→ </w:t>
+      </w:r>
+      <w:proofErr w:type="spellStart"/>
+      <w:r>
+        <w:t>Lease</w:t>
+      </w:r>
+      <w:proofErr w:type="spellEnd"/>
+      <w:r>
+        <w:t xml:space="preserve"> </w:t>
+      </w:r>
+      <w:proofErr w:type="spellStart"/>
+      <w:r>
+        <w:t>yangilanadi</w:t>
+      </w:r>
+      <w:proofErr w:type="spellEnd"/>
+      <w:r>
+        <w:t xml:space="preserve">. </w:t>
+      </w:r>
+      <w:r>
+        <w:rPr>
+          <w:rFonts w:ascii="Segoe UI Emoji" w:hAnsi="Segoe UI Emoji" w:cs="Segoe UI Emoji"/>
+        </w:rPr>
+        <w:t>✅</w:t>
+      </w:r>
+    </w:p>
+    <w:p>
+      <w:r>
+        <w:pict w14:anchorId="3E3BFDE8">
+          <v:rect id="_x0000_i1058" style="width:0;height:1.5pt" o:hralign="center" o:hrstd="t" o:hr="t" fillcolor="#a0a0a0" stroked="f"/>
+        </w:pict>
+      </w:r>
+    </w:p>
+    <w:p>
+      <w:pPr>
+        <w:rPr>
+          <w:lang w:val="en-US"/>
+        </w:rPr>
+      </w:pPr>
+      <w:r>
+        <w:rPr>
+          <w:lang w:val="en-US"/>
+        </w:rPr>
+        <w:t xml:space="preserve">Agar server </w:t>
+      </w:r>
+      <w:proofErr w:type="spellStart"/>
+      <w:r>
+        <w:rPr>
+          <w:lang w:val="en-US"/>
+        </w:rPr>
+        <w:t>ishlamay</w:t>
+      </w:r>
+      <w:proofErr w:type="spellEnd"/>
+      <w:r>
+        <w:rPr>
+          <w:lang w:val="en-US"/>
+        </w:rPr>
+        <w:t xml:space="preserve"> </w:t>
+      </w:r>
+      <w:proofErr w:type="spellStart"/>
+      <w:r>
+        <w:rPr>
+          <w:lang w:val="en-US"/>
+        </w:rPr>
+        <w:t>qolgan</w:t>
+      </w:r>
+      <w:proofErr w:type="spellEnd"/>
+      <w:r>
+        <w:rPr>
+          <w:lang w:val="en-US"/>
+        </w:rPr>
+        <w:t xml:space="preserve"> </w:t>
+      </w:r>
+      <w:proofErr w:type="spellStart"/>
+      <w:proofErr w:type="gramStart"/>
+      <w:r>
+        <w:rPr>
+          <w:lang w:val="en-US"/>
+        </w:rPr>
+        <w:t>bo‘</w:t>
+      </w:r>
+      <w:proofErr w:type="gramEnd"/>
+      <w:r>
+        <w:rPr>
+          <w:lang w:val="en-US"/>
+        </w:rPr>
+        <w:t>lsa</w:t>
+      </w:r>
+      <w:proofErr w:type="spellEnd"/>
+      <w:r>
+        <w:rPr>
+          <w:lang w:val="en-US"/>
+        </w:rPr>
+        <w:t>:</w:t>
+      </w:r>
+    </w:p>
+    <w:p>
+      <w:pPr>
+        <w:rPr>
+          <w:b/>
+          <w:bCs/>
+          <w:lang w:val="en-US"/>
+        </w:rPr>
+      </w:pPr>
+      <w:r>
+        <w:rPr>
+          <w:b/>
+          <w:bCs/>
+          <w:lang w:val="en-US"/>
+        </w:rPr>
+        <w:t xml:space="preserve">7 </w:t>
+      </w:r>
+      <w:proofErr w:type="spellStart"/>
+      <w:r>
+        <w:rPr>
+          <w:b/>
+          <w:bCs/>
+          <w:lang w:val="en-US"/>
+        </w:rPr>
+        <w:t>soat</w:t>
+      </w:r>
+      <w:proofErr w:type="spellEnd"/>
+      <w:r>
+        <w:rPr>
+          <w:b/>
+          <w:bCs/>
+          <w:lang w:val="en-US"/>
+        </w:rPr>
+        <w:t xml:space="preserve"> — T2</w:t>
+      </w:r>
+    </w:p>
+    <w:p>
+      <w:pPr>
+        <w:rPr>
+          <w:lang w:val="en-US"/>
+        </w:rPr>
+      </w:pPr>
+      <w:r>
+        <w:rPr>
+          <w:lang w:val="en-US"/>
+        </w:rPr>
+        <w:t xml:space="preserve">Client </w:t>
+      </w:r>
+      <w:proofErr w:type="spellStart"/>
+      <w:r>
+        <w:rPr>
+          <w:lang w:val="en-US"/>
+        </w:rPr>
+        <w:t>boshqa</w:t>
+      </w:r>
+      <w:proofErr w:type="spellEnd"/>
+      <w:r>
+        <w:rPr>
+          <w:lang w:val="en-US"/>
+        </w:rPr>
+        <w:t xml:space="preserve"> DHCP </w:t>
+      </w:r>
+      <w:proofErr w:type="spellStart"/>
+      <w:r>
+        <w:rPr>
+          <w:lang w:val="en-US"/>
+        </w:rPr>
+        <w:t>serverdan</w:t>
+      </w:r>
+      <w:proofErr w:type="spellEnd"/>
+      <w:r>
+        <w:rPr>
+          <w:lang w:val="en-US"/>
+        </w:rPr>
+        <w:t xml:space="preserve"> ham </w:t>
+      </w:r>
+      <w:proofErr w:type="spellStart"/>
+      <w:r>
+        <w:rPr>
+          <w:lang w:val="en-US"/>
+        </w:rPr>
+        <w:t>yordam</w:t>
+      </w:r>
+      <w:proofErr w:type="spellEnd"/>
+      <w:r>
+        <w:rPr>
+          <w:lang w:val="en-US"/>
+        </w:rPr>
+        <w:t xml:space="preserve"> </w:t>
+      </w:r>
+      <w:proofErr w:type="spellStart"/>
+      <w:r>
+        <w:rPr>
+          <w:lang w:val="en-US"/>
+        </w:rPr>
+        <w:t>qidiradi</w:t>
+      </w:r>
+      <w:proofErr w:type="spellEnd"/>
+      <w:r>
+        <w:rPr>
+          <w:lang w:val="en-US"/>
+        </w:rPr>
+        <w:t>.</w:t>
+      </w:r>
+    </w:p>
+    <w:p>
+      <w:pPr>
+        <w:rPr>
+          <w:lang w:val="en-US"/>
+        </w:rPr>
+      </w:pPr>
+      <w:r>
+        <w:rPr>
+          <w:lang w:val="en-US"/>
+        </w:rPr>
+        <w:t xml:space="preserve">Agar </w:t>
+      </w:r>
+      <w:proofErr w:type="spellStart"/>
+      <w:r>
+        <w:rPr>
+          <w:lang w:val="en-US"/>
+        </w:rPr>
+        <w:t>hech</w:t>
+      </w:r>
+      <w:proofErr w:type="spellEnd"/>
+      <w:r>
+        <w:rPr>
+          <w:lang w:val="en-US"/>
+        </w:rPr>
+        <w:t xml:space="preserve"> </w:t>
+      </w:r>
+      <w:proofErr w:type="spellStart"/>
+      <w:r>
+        <w:rPr>
+          <w:lang w:val="en-US"/>
+        </w:rPr>
+        <w:t>kim</w:t>
+      </w:r>
+      <w:proofErr w:type="spellEnd"/>
+      <w:r>
+        <w:rPr>
+          <w:lang w:val="en-US"/>
+        </w:rPr>
+        <w:t xml:space="preserve"> </w:t>
+      </w:r>
+      <w:proofErr w:type="spellStart"/>
+      <w:r>
+        <w:rPr>
+          <w:lang w:val="en-US"/>
+        </w:rPr>
+        <w:t>javob</w:t>
+      </w:r>
+      <w:proofErr w:type="spellEnd"/>
+      <w:r>
+        <w:rPr>
+          <w:lang w:val="en-US"/>
+        </w:rPr>
+        <w:t xml:space="preserve"> </w:t>
+      </w:r>
+      <w:proofErr w:type="spellStart"/>
+      <w:r>
+        <w:rPr>
+          <w:lang w:val="en-US"/>
+        </w:rPr>
+        <w:t>bermasa</w:t>
+      </w:r>
+      <w:proofErr w:type="spellEnd"/>
+      <w:r>
+        <w:rPr>
+          <w:lang w:val="en-US"/>
+        </w:rPr>
+        <w:t>:</w:t>
+      </w:r>
+    </w:p>
+    <w:p>
+      <w:pPr>
+        <w:rPr>
+          <w:b/>
+          <w:bCs/>
+          <w:lang w:val="en-US"/>
+        </w:rPr>
+      </w:pPr>
+      <w:r>
+        <w:rPr>
+          <w:b/>
+          <w:bCs/>
+          <w:lang w:val="en-US"/>
+        </w:rPr>
+        <w:t xml:space="preserve">8 </w:t>
+      </w:r>
+      <w:proofErr w:type="spellStart"/>
+      <w:r>
+        <w:rPr>
+          <w:b/>
+          <w:bCs/>
+          <w:lang w:val="en-US"/>
+        </w:rPr>
+        <w:t>soat</w:t>
+      </w:r>
+      <w:proofErr w:type="spellEnd"/>
+    </w:p>
+    <w:p>
+      <w:pPr>
+        <w:rPr>
+          <w:lang w:val="en-US"/>
+        </w:rPr>
+      </w:pPr>
+      <w:r>
+        <w:rPr>
+          <w:lang w:val="en-US"/>
+        </w:rPr>
+        <w:t xml:space="preserve">Lease </w:t>
+      </w:r>
+      <w:proofErr w:type="spellStart"/>
+      <w:r>
+        <w:rPr>
+          <w:lang w:val="en-US"/>
+        </w:rPr>
+        <w:t>tugaydi</w:t>
+      </w:r>
+      <w:proofErr w:type="spellEnd"/>
+      <w:r>
+        <w:rPr>
+          <w:lang w:val="en-US"/>
+        </w:rPr>
+        <w:t>.</w:t>
+      </w:r>
+    </w:p>
+    <w:p>
+      <w:pPr>
+        <w:rPr>
+          <w:lang w:val="en-US"/>
+        </w:rPr>
+      </w:pPr>
+      <w:r>
+        <w:rPr>
+          <w:lang w:val="en-US"/>
+        </w:rPr>
+        <w:lastRenderedPageBreak/>
+        <w:t>Client:</w:t>
+      </w:r>
+    </w:p>
+    <w:p>
+      <w:pPr>
+        <w:rPr>
+          <w:lang w:val="en-US"/>
+        </w:rPr>
+      </w:pPr>
+      <w:r>
+        <w:rPr>
+          <w:lang w:val="en-US"/>
+        </w:rPr>
+        <w:t xml:space="preserve">"192.168.10.11 </w:t>
+      </w:r>
+      <w:proofErr w:type="spellStart"/>
+      <w:r>
+        <w:rPr>
+          <w:lang w:val="en-US"/>
+        </w:rPr>
+        <w:t>endi</w:t>
+      </w:r>
+      <w:proofErr w:type="spellEnd"/>
+      <w:r>
+        <w:rPr>
+          <w:lang w:val="en-US"/>
+        </w:rPr>
+        <w:t xml:space="preserve"> </w:t>
+      </w:r>
+      <w:proofErr w:type="spellStart"/>
+      <w:r>
+        <w:rPr>
+          <w:lang w:val="en-US"/>
+        </w:rPr>
+        <w:t>menga</w:t>
+      </w:r>
+      <w:proofErr w:type="spellEnd"/>
+      <w:r>
+        <w:rPr>
+          <w:lang w:val="en-US"/>
+        </w:rPr>
+        <w:t xml:space="preserve"> </w:t>
+      </w:r>
+      <w:proofErr w:type="spellStart"/>
+      <w:r>
+        <w:rPr>
+          <w:lang w:val="en-US"/>
+        </w:rPr>
+        <w:t>tegishli</w:t>
+      </w:r>
+      <w:proofErr w:type="spellEnd"/>
+      <w:r>
+        <w:rPr>
+          <w:lang w:val="en-US"/>
+        </w:rPr>
+        <w:t xml:space="preserve"> </w:t>
+      </w:r>
+      <w:proofErr w:type="spellStart"/>
+      <w:r>
+        <w:rPr>
+          <w:lang w:val="en-US"/>
+        </w:rPr>
+        <w:t>emas</w:t>
+      </w:r>
+      <w:proofErr w:type="spellEnd"/>
+      <w:r>
+        <w:rPr>
+          <w:lang w:val="en-US"/>
+        </w:rPr>
+        <w:t>."</w:t>
+      </w:r>
+    </w:p>
+    <w:p>
+      <w:pPr>
+        <w:rPr>
+          <w:lang w:val="en-US"/>
+        </w:rPr>
+      </w:pPr>
+      <w:proofErr w:type="spellStart"/>
+      <w:r>
+        <w:rPr>
+          <w:lang w:val="en-US"/>
+        </w:rPr>
+        <w:t>deydi</w:t>
+      </w:r>
+      <w:proofErr w:type="spellEnd"/>
+      <w:r>
+        <w:rPr>
+          <w:lang w:val="en-US"/>
+        </w:rPr>
+        <w:t xml:space="preserve"> </w:t>
+      </w:r>
+      <w:proofErr w:type="spellStart"/>
+      <w:r>
+        <w:rPr>
+          <w:lang w:val="en-US"/>
+        </w:rPr>
+        <w:t>va</w:t>
+      </w:r>
+      <w:proofErr w:type="spellEnd"/>
+      <w:r>
+        <w:rPr>
+          <w:lang w:val="en-US"/>
+        </w:rPr>
+        <w:t xml:space="preserve"> </w:t>
+      </w:r>
+      <w:proofErr w:type="spellStart"/>
+      <w:r>
+        <w:rPr>
+          <w:lang w:val="en-US"/>
+        </w:rPr>
+        <w:t>yangi</w:t>
+      </w:r>
+      <w:proofErr w:type="spellEnd"/>
+      <w:r>
+        <w:rPr>
+          <w:lang w:val="en-US"/>
+        </w:rPr>
+        <w:t xml:space="preserve"> DHCP </w:t>
+      </w:r>
+      <w:proofErr w:type="spellStart"/>
+      <w:r>
+        <w:rPr>
+          <w:lang w:val="en-US"/>
+        </w:rPr>
+        <w:t>jarayonini</w:t>
+      </w:r>
+      <w:proofErr w:type="spellEnd"/>
+      <w:r>
+        <w:rPr>
+          <w:lang w:val="en-US"/>
+        </w:rPr>
+        <w:t xml:space="preserve"> </w:t>
+      </w:r>
+      <w:proofErr w:type="spellStart"/>
+      <w:r>
+        <w:rPr>
+          <w:lang w:val="en-US"/>
+        </w:rPr>
+        <w:t>boshlaydi</w:t>
+      </w:r>
+      <w:proofErr w:type="spellEnd"/>
+      <w:r>
+        <w:rPr>
+          <w:lang w:val="en-US"/>
+        </w:rPr>
+        <w:t>.</w:t>
+      </w:r>
+    </w:p>
+    <w:p>
+      <w:r>
+        <w:pict w14:anchorId="1E8890DD">
+          <v:rect id="_x0000_i1059" style="width:0;height:1.5pt" o:hralign="center" o:hrstd="t" o:hr="t" fillcolor="#a0a0a0" stroked="f"/>
+        </w:pict>
+      </w:r>
+    </w:p>
+    <w:p>
+      <w:pPr>
+        <w:rPr>
+          <w:b/>
+          <w:bCs/>
+          <w:lang w:val="en-US"/>
+        </w:rPr>
+      </w:pPr>
+      <w:r>
+        <w:rPr>
+          <w:b/>
+          <w:bCs/>
+          <w:lang w:val="en-US"/>
+        </w:rPr>
+        <w:t xml:space="preserve">Eng </w:t>
+      </w:r>
+      <w:proofErr w:type="spellStart"/>
+      <w:r>
+        <w:rPr>
+          <w:b/>
+          <w:bCs/>
+          <w:lang w:val="en-US"/>
+        </w:rPr>
+        <w:t>muhim</w:t>
+      </w:r>
+      <w:proofErr w:type="spellEnd"/>
+      <w:r>
+        <w:rPr>
+          <w:b/>
+          <w:bCs/>
+          <w:lang w:val="en-US"/>
+        </w:rPr>
+        <w:t xml:space="preserve"> </w:t>
+      </w:r>
+      <w:proofErr w:type="spellStart"/>
+      <w:r>
+        <w:rPr>
+          <w:b/>
+          <w:bCs/>
+          <w:lang w:val="en-US"/>
+        </w:rPr>
+        <w:t>eslab</w:t>
+      </w:r>
+      <w:proofErr w:type="spellEnd"/>
+      <w:r>
+        <w:rPr>
+          <w:b/>
+          <w:bCs/>
+          <w:lang w:val="en-US"/>
+        </w:rPr>
+        <w:t xml:space="preserve"> </w:t>
+      </w:r>
+      <w:proofErr w:type="spellStart"/>
+      <w:r>
+        <w:rPr>
+          <w:b/>
+          <w:bCs/>
+          <w:lang w:val="en-US"/>
+        </w:rPr>
+        <w:t>qolish</w:t>
+      </w:r>
+      <w:proofErr w:type="spellEnd"/>
+    </w:p>
+    <w:p>
+      <w:pPr>
+        <w:rPr>
+          <w:lang w:val="en-US"/>
+        </w:rPr>
+      </w:pPr>
+      <w:r>
+        <w:rPr>
+          <w:lang w:val="en-US"/>
+        </w:rPr>
+        <w:t>T1 = 50%</w:t>
+      </w:r>
+    </w:p>
+    <w:p>
+      <w:pPr>
+        <w:rPr>
+          <w:lang w:val="en-US"/>
+        </w:rPr>
+      </w:pPr>
+      <w:r>
+        <w:rPr>
+          <w:lang w:val="en-US"/>
+        </w:rPr>
+        <w:t xml:space="preserve">→ </w:t>
+      </w:r>
+      <w:proofErr w:type="spellStart"/>
+      <w:r>
+        <w:rPr>
+          <w:lang w:val="en-US"/>
+        </w:rPr>
+        <w:t>eski</w:t>
+      </w:r>
+      <w:proofErr w:type="spellEnd"/>
+      <w:r>
+        <w:rPr>
+          <w:lang w:val="en-US"/>
+        </w:rPr>
+        <w:t xml:space="preserve"> DHCP server </w:t>
+      </w:r>
+      <w:proofErr w:type="spellStart"/>
+      <w:r>
+        <w:rPr>
+          <w:lang w:val="en-US"/>
+        </w:rPr>
+        <w:t>bilan</w:t>
+      </w:r>
+      <w:proofErr w:type="spellEnd"/>
+      <w:r>
+        <w:rPr>
+          <w:lang w:val="en-US"/>
+        </w:rPr>
+        <w:t xml:space="preserve"> renewal</w:t>
+      </w:r>
+    </w:p>
+    <w:p>
+      <w:pPr>
+        <w:rPr>
+          <w:lang w:val="en-US"/>
+        </w:rPr>
+      </w:pPr>
+    </w:p>
+    <w:p>
+      <w:pPr>
+        <w:rPr>
+          <w:lang w:val="en-US"/>
+        </w:rPr>
+      </w:pPr>
+      <w:r>
+        <w:rPr>
+          <w:lang w:val="en-US"/>
+        </w:rPr>
+        <w:t>T2 = 87.5%</w:t>
+      </w:r>
+    </w:p>
+    <w:p>
+      <w:pPr>
+        <w:rPr>
+          <w:lang w:val="en-US"/>
+        </w:rPr>
+      </w:pPr>
+      <w:r>
+        <w:rPr>
+          <w:lang w:val="en-US"/>
+        </w:rPr>
+        <w:t xml:space="preserve">→ </w:t>
+      </w:r>
+      <w:proofErr w:type="spellStart"/>
+      <w:r>
+        <w:rPr>
+          <w:lang w:val="en-US"/>
+        </w:rPr>
+        <w:t>boshqa</w:t>
+      </w:r>
+      <w:proofErr w:type="spellEnd"/>
+      <w:r>
+        <w:rPr>
+          <w:lang w:val="en-US"/>
+        </w:rPr>
+        <w:t xml:space="preserve"> DHCP </w:t>
+      </w:r>
+      <w:proofErr w:type="spellStart"/>
+      <w:r>
+        <w:rPr>
+          <w:lang w:val="en-US"/>
+        </w:rPr>
+        <w:t>serverlardan</w:t>
+      </w:r>
+      <w:proofErr w:type="spellEnd"/>
+      <w:r>
+        <w:rPr>
+          <w:lang w:val="en-US"/>
+        </w:rPr>
+        <w:t xml:space="preserve"> ham renewal/rebinding</w:t>
+      </w:r>
+    </w:p>
+    <w:p>
+      <w:pPr>
+        <w:rPr>
+          <w:lang w:val="en-US"/>
+        </w:rPr>
+      </w:pPr>
+    </w:p>
+    <w:p>
+      <w:pPr>
+        <w:rPr>
+          <w:lang w:val="en-US"/>
+        </w:rPr>
+      </w:pPr>
+      <w:r>
+        <w:rPr>
+          <w:lang w:val="en-US"/>
+        </w:rPr>
+        <w:t>100%</w:t>
+      </w:r>
+    </w:p>
+    <w:p>
+      <w:pPr>
+        <w:rPr>
+          <w:lang w:val="en-US"/>
+        </w:rPr>
+      </w:pPr>
+      <w:r>
+        <w:rPr>
+          <w:lang w:val="en-US"/>
+        </w:rPr>
+        <w:t>→ Lease expired</w:t>
+      </w:r>
+    </w:p>
+    <w:p>
+      <w:pPr>
+        <w:rPr>
+          <w:lang w:val="en-US"/>
+        </w:rPr>
+      </w:pPr>
+      <w:r>
+        <w:rPr>
+          <w:lang w:val="en-US"/>
+        </w:rPr>
+        <w:t xml:space="preserve">→ </w:t>
+      </w:r>
+      <w:proofErr w:type="spellStart"/>
+      <w:r>
+        <w:rPr>
+          <w:lang w:val="en-US"/>
+        </w:rPr>
+        <w:t>yangi</w:t>
+      </w:r>
+      <w:proofErr w:type="spellEnd"/>
+      <w:r>
+        <w:rPr>
+          <w:lang w:val="en-US"/>
+        </w:rPr>
+        <w:t xml:space="preserve"> DHCP </w:t>
+      </w:r>
+      <w:proofErr w:type="spellStart"/>
+      <w:r>
+        <w:rPr>
+          <w:lang w:val="en-US"/>
+        </w:rPr>
+        <w:t>jarayoni</w:t>
+      </w:r>
+      <w:proofErr w:type="spellEnd"/>
+    </w:p>
+    <w:p>
+      <w:pPr>
+        <w:rPr>
+          <w:b/>
+          <w:bCs/>
+          <w:lang w:val="en-US"/>
+        </w:rPr>
+      </w:pPr>
+      <w:r>
+        <w:rPr>
+          <w:b/>
+          <w:bCs/>
+          <w:lang w:val="en-US"/>
+        </w:rPr>
+        <w:t xml:space="preserve">Nega </w:t>
+      </w:r>
+      <w:proofErr w:type="spellStart"/>
+      <w:r>
+        <w:rPr>
+          <w:b/>
+          <w:bCs/>
+          <w:lang w:val="en-US"/>
+        </w:rPr>
+        <w:t>bu</w:t>
+      </w:r>
+      <w:proofErr w:type="spellEnd"/>
+      <w:r>
+        <w:rPr>
+          <w:b/>
+          <w:bCs/>
+          <w:lang w:val="en-US"/>
+        </w:rPr>
+        <w:t xml:space="preserve"> </w:t>
+      </w:r>
+      <w:proofErr w:type="spellStart"/>
+      <w:r>
+        <w:rPr>
+          <w:b/>
+          <w:bCs/>
+          <w:lang w:val="en-US"/>
+        </w:rPr>
+        <w:t>kerak</w:t>
+      </w:r>
+      <w:proofErr w:type="spellEnd"/>
+      <w:r>
+        <w:rPr>
+          <w:b/>
+          <w:bCs/>
+          <w:lang w:val="en-US"/>
+        </w:rPr>
+        <w:t>?</w:t>
+      </w:r>
+    </w:p>
+    <w:p>
+      <w:pPr>
+        <w:rPr>
+          <w:lang w:val="en-US"/>
+        </w:rPr>
+      </w:pPr>
+      <w:r>
+        <w:rPr>
+          <w:lang w:val="en-US"/>
+        </w:rPr>
+        <w:t xml:space="preserve">Bu </w:t>
+      </w:r>
+      <w:proofErr w:type="spellStart"/>
+      <w:r>
+        <w:rPr>
+          <w:lang w:val="en-US"/>
+        </w:rPr>
+        <w:t>mexanizm</w:t>
+      </w:r>
+      <w:proofErr w:type="spellEnd"/>
+      <w:r>
+        <w:rPr>
+          <w:lang w:val="en-US"/>
+        </w:rPr>
+        <w:t xml:space="preserve"> </w:t>
+      </w:r>
+      <w:proofErr w:type="spellStart"/>
+      <w:r>
+        <w:rPr>
+          <w:lang w:val="en-US"/>
+        </w:rPr>
+        <w:t>tarmoqdagi</w:t>
+      </w:r>
+      <w:proofErr w:type="spellEnd"/>
+      <w:r>
+        <w:rPr>
+          <w:lang w:val="en-US"/>
+        </w:rPr>
+        <w:t xml:space="preserve"> </w:t>
+      </w:r>
+      <w:proofErr w:type="spellStart"/>
+      <w:r>
+        <w:rPr>
+          <w:lang w:val="en-US"/>
+        </w:rPr>
+        <w:t>IP'larni</w:t>
+      </w:r>
+      <w:proofErr w:type="spellEnd"/>
+      <w:r>
+        <w:rPr>
+          <w:lang w:val="en-US"/>
+        </w:rPr>
+        <w:t xml:space="preserve"> </w:t>
+      </w:r>
+      <w:proofErr w:type="spellStart"/>
+      <w:r>
+        <w:rPr>
+          <w:b/>
+          <w:bCs/>
+          <w:lang w:val="en-US"/>
+        </w:rPr>
+        <w:t>samarali</w:t>
+      </w:r>
+      <w:proofErr w:type="spellEnd"/>
+      <w:r>
+        <w:rPr>
+          <w:b/>
+          <w:bCs/>
+          <w:lang w:val="en-US"/>
+        </w:rPr>
+        <w:t xml:space="preserve"> </w:t>
+      </w:r>
+      <w:proofErr w:type="spellStart"/>
+      <w:r>
+        <w:rPr>
+          <w:b/>
+          <w:bCs/>
+          <w:lang w:val="en-US"/>
+        </w:rPr>
+        <w:t>qayta</w:t>
+      </w:r>
+      <w:proofErr w:type="spellEnd"/>
+      <w:r>
+        <w:rPr>
+          <w:b/>
+          <w:bCs/>
+          <w:lang w:val="en-US"/>
+        </w:rPr>
+        <w:t xml:space="preserve"> </w:t>
+      </w:r>
+      <w:proofErr w:type="spellStart"/>
+      <w:r>
+        <w:rPr>
+          <w:b/>
+          <w:bCs/>
+          <w:lang w:val="en-US"/>
+        </w:rPr>
+        <w:t>ishlatish</w:t>
+      </w:r>
+      <w:proofErr w:type="spellEnd"/>
+      <w:r>
+        <w:rPr>
+          <w:lang w:val="en-US"/>
+        </w:rPr>
+        <w:t xml:space="preserve"> </w:t>
+      </w:r>
+      <w:proofErr w:type="spellStart"/>
+      <w:r>
+        <w:rPr>
+          <w:lang w:val="en-US"/>
+        </w:rPr>
+        <w:t>va</w:t>
+      </w:r>
+      <w:proofErr w:type="spellEnd"/>
+      <w:r>
+        <w:rPr>
+          <w:lang w:val="en-US"/>
+        </w:rPr>
+        <w:t xml:space="preserve"> DHCP server </w:t>
+      </w:r>
+      <w:proofErr w:type="spellStart"/>
+      <w:r>
+        <w:rPr>
+          <w:lang w:val="en-US"/>
+        </w:rPr>
+        <w:t>vaqtincha</w:t>
+      </w:r>
+      <w:proofErr w:type="spellEnd"/>
+      <w:r>
+        <w:rPr>
+          <w:lang w:val="en-US"/>
+        </w:rPr>
+        <w:t xml:space="preserve"> </w:t>
+      </w:r>
+      <w:proofErr w:type="spellStart"/>
+      <w:r>
+        <w:rPr>
+          <w:lang w:val="en-US"/>
+        </w:rPr>
+        <w:t>ishlamay</w:t>
+      </w:r>
+      <w:proofErr w:type="spellEnd"/>
+      <w:r>
+        <w:rPr>
+          <w:lang w:val="en-US"/>
+        </w:rPr>
+        <w:t xml:space="preserve"> </w:t>
+      </w:r>
+      <w:proofErr w:type="spellStart"/>
+      <w:r>
+        <w:rPr>
+          <w:lang w:val="en-US"/>
+        </w:rPr>
+        <w:t>qolganida</w:t>
+      </w:r>
+      <w:proofErr w:type="spellEnd"/>
+      <w:r>
+        <w:rPr>
+          <w:lang w:val="en-US"/>
+        </w:rPr>
+        <w:t xml:space="preserve"> </w:t>
+      </w:r>
+      <w:proofErr w:type="spellStart"/>
+      <w:r>
+        <w:rPr>
+          <w:lang w:val="en-US"/>
+        </w:rPr>
+        <w:t>clientlarni</w:t>
+      </w:r>
+      <w:proofErr w:type="spellEnd"/>
+      <w:r>
+        <w:rPr>
+          <w:lang w:val="en-US"/>
+        </w:rPr>
+        <w:t xml:space="preserve"> </w:t>
+      </w:r>
+      <w:proofErr w:type="spellStart"/>
+      <w:r>
+        <w:rPr>
+          <w:lang w:val="en-US"/>
+        </w:rPr>
+        <w:t>imkon</w:t>
+      </w:r>
+      <w:proofErr w:type="spellEnd"/>
+      <w:r>
+        <w:rPr>
+          <w:lang w:val="en-US"/>
+        </w:rPr>
+        <w:t xml:space="preserve"> </w:t>
+      </w:r>
+      <w:proofErr w:type="spellStart"/>
+      <w:r>
+        <w:rPr>
+          <w:lang w:val="en-US"/>
+        </w:rPr>
+        <w:t>qadar</w:t>
+      </w:r>
+      <w:proofErr w:type="spellEnd"/>
+      <w:r>
+        <w:rPr>
+          <w:lang w:val="en-US"/>
+        </w:rPr>
+        <w:t xml:space="preserve"> </w:t>
+      </w:r>
+      <w:proofErr w:type="spellStart"/>
+      <w:r>
+        <w:rPr>
+          <w:lang w:val="en-US"/>
+        </w:rPr>
+        <w:t>uzoq</w:t>
+      </w:r>
+      <w:proofErr w:type="spellEnd"/>
+      <w:r>
+        <w:rPr>
+          <w:lang w:val="en-US"/>
+        </w:rPr>
+        <w:t xml:space="preserve"> </w:t>
+      </w:r>
+      <w:proofErr w:type="spellStart"/>
+      <w:r>
+        <w:rPr>
+          <w:lang w:val="en-US"/>
+        </w:rPr>
+        <w:t>vaqt</w:t>
+      </w:r>
+      <w:proofErr w:type="spellEnd"/>
+      <w:r>
+        <w:rPr>
+          <w:lang w:val="en-US"/>
+        </w:rPr>
+        <w:t xml:space="preserve"> </w:t>
+      </w:r>
+      <w:proofErr w:type="spellStart"/>
+      <w:r>
+        <w:rPr>
+          <w:b/>
+          <w:bCs/>
+          <w:lang w:val="en-US"/>
+        </w:rPr>
+        <w:t>ishlayotgan</w:t>
+      </w:r>
+      <w:proofErr w:type="spellEnd"/>
+      <w:r>
+        <w:rPr>
+          <w:b/>
+          <w:bCs/>
+          <w:lang w:val="en-US"/>
+        </w:rPr>
+        <w:t xml:space="preserve"> IP </w:t>
+      </w:r>
+      <w:proofErr w:type="spellStart"/>
+      <w:r>
+        <w:rPr>
+          <w:b/>
+          <w:bCs/>
+          <w:lang w:val="en-US"/>
+        </w:rPr>
+        <w:t>bilan</w:t>
+      </w:r>
+      <w:proofErr w:type="spellEnd"/>
+      <w:r>
+        <w:rPr>
+          <w:b/>
+          <w:bCs/>
+          <w:lang w:val="en-US"/>
+        </w:rPr>
+        <w:t xml:space="preserve"> </w:t>
+      </w:r>
+      <w:proofErr w:type="spellStart"/>
+      <w:r>
+        <w:rPr>
+          <w:b/>
+          <w:bCs/>
+          <w:lang w:val="en-US"/>
+        </w:rPr>
+        <w:t>saqlab</w:t>
+      </w:r>
+      <w:proofErr w:type="spellEnd"/>
+      <w:r>
+        <w:rPr>
+          <w:b/>
+          <w:bCs/>
+          <w:lang w:val="en-US"/>
+        </w:rPr>
+        <w:t xml:space="preserve"> </w:t>
+      </w:r>
+      <w:proofErr w:type="spellStart"/>
+      <w:r>
+        <w:rPr>
+          <w:b/>
+          <w:bCs/>
+          <w:lang w:val="en-US"/>
+        </w:rPr>
+        <w:t>turish</w:t>
+      </w:r>
+      <w:proofErr w:type="spellEnd"/>
+      <w:r>
+        <w:rPr>
+          <w:lang w:val="en-US"/>
+        </w:rPr>
+        <w:t xml:space="preserve"> </w:t>
+      </w:r>
+      <w:proofErr w:type="spellStart"/>
+      <w:r>
+        <w:rPr>
+          <w:lang w:val="en-US"/>
+        </w:rPr>
+        <w:t>uchun</w:t>
+      </w:r>
+      <w:proofErr w:type="spellEnd"/>
+      <w:r>
+        <w:rPr>
+          <w:lang w:val="en-US"/>
+        </w:rPr>
+        <w:t xml:space="preserve"> </w:t>
+      </w:r>
+      <w:proofErr w:type="spellStart"/>
+      <w:r>
+        <w:rPr>
+          <w:lang w:val="en-US"/>
+        </w:rPr>
+        <w:t>kerak</w:t>
+      </w:r>
+      <w:proofErr w:type="spellEnd"/>
+      <w:r>
+        <w:rPr>
+          <w:lang w:val="en-US"/>
+        </w:rPr>
+        <w:t>.</w:t>
+      </w:r>
+    </w:p>
+    <w:p>
+      <w:pPr>
+        <w:rPr>
+          <w:lang w:val="en-US"/>
+        </w:rPr>
+      </w:pPr>
+    </w:p>
+    <w:p>
+      <w:pPr>
+        <w:rPr>
+          <w:lang w:val="en-US"/>
+        </w:rPr>
+      </w:pPr>
+    </w:p>
+    <w:p>
+      <w:pPr>
+        <w:rPr>
+          <w:lang w:val="en-US"/>
+        </w:rPr>
+      </w:pPr>
+    </w:p>
+    <w:p>
+      <w:pPr>
+        <w:rPr>
+          <w:lang w:val="en-US"/>
+        </w:rPr>
+      </w:pPr>
+      <w:r>
+        <w:rPr>
+          <w:lang w:val="en-US"/>
+        </w:rPr>
+        <w:t xml:space="preserve">Bizning labda R1 quyidagicha </w:t>
+      </w:r>
+      <w:proofErr w:type="gramStart"/>
+      <w:r>
+        <w:rPr>
+          <w:lang w:val="en-US"/>
+        </w:rPr>
+        <w:t>bo‘</w:t>
+      </w:r>
+      <w:proofErr w:type="gramEnd"/>
+      <w:r>
+        <w:rPr>
+          <w:lang w:val="en-US"/>
+        </w:rPr>
+        <w:t>lishi kerak:</w:t>
+      </w:r>
+    </w:p>
+    <w:p>
+      <w:pPr>
+        <w:rPr>
+          <w:lang w:val="en-US"/>
+        </w:rPr>
+      </w:pPr>
+      <w:r>
+        <w:rPr>
+          <w:lang w:val="en-US"/>
+        </w:rPr>
+        <w:t>PC1 ── SW1 ── R1 ── Server1</w:t>
+      </w:r>
+    </w:p>
+    <w:p>
+      <w:pPr>
+        <w:rPr>
+          <w:lang w:val="en-US"/>
+        </w:rPr>
+      </w:pPr>
+      <w:r>
+        <w:rPr>
+          <w:lang w:val="en-US"/>
+        </w:rPr>
+        <w:t xml:space="preserve">              │</w:t>
+      </w:r>
+    </w:p>
+    <w:p>
+      <w:pPr>
+        <w:rPr>
+          <w:lang w:val="en-US"/>
+        </w:rPr>
+      </w:pPr>
+      <w:r>
+        <w:rPr>
+          <w:lang w:val="en-US"/>
+        </w:rPr>
+        <w:t xml:space="preserve">              </w:t>
+      </w:r>
+      <w:r>
+        <w:rPr>
+          <w:rFonts w:ascii="Arial" w:hAnsi="Arial" w:cs="Arial"/>
+          <w:lang w:val="en-US"/>
+        </w:rPr>
+        <w:t>├</w:t>
+      </w:r>
+      <w:r>
+        <w:rPr>
+          <w:rFonts w:ascii="Aptos" w:hAnsi="Aptos" w:cs="Aptos"/>
+          <w:lang w:val="en-US"/>
+        </w:rPr>
+        <w:t>─</w:t>
+      </w:r>
+      <w:r>
+        <w:rPr>
+          <w:lang w:val="en-US"/>
+        </w:rPr>
+        <w:t xml:space="preserve"> G0/0 = 192.168.10.1/24</w:t>
+      </w:r>
+    </w:p>
+    <w:p>
+      <w:r>
+        <w:rPr>
+          <w:lang w:val="en-US"/>
+        </w:rPr>
+        <w:t xml:space="preserve">              </w:t>
+      </w:r>
+      <w:r>
+        <w:t>└─ G0/1 = 192.168.20.1/24</w:t>
+      </w:r>
+    </w:p>
+    <w:p>
+      <w:r>
+        <w:t>Server1:</w:t>
+      </w:r>
+    </w:p>
+    <w:p>
+      <w:r>
+        <w:t>192.168.20.10/24</w:t>
+      </w:r>
+    </w:p>
+    <w:p>
+      <w:r>
+        <w:t>Gateway: 192.168.20.1</w:t>
+      </w:r>
+    </w:p>
+    <w:p>
+      <w:pPr>
+        <w:rPr>
+          <w:lang w:val="en-US"/>
+        </w:rPr>
+      </w:pPr>
+    </w:p>
     <w:sectPr>
       <w:pgSz w:w="11906" w:h="16838"/>
       <w:pgMar w:top="1134" w:right="850" w:bottom="1134" w:left="1701" w:header="708" w:footer="708" w:gutter="0"/>
@@ -252,6 +5626,163 @@
     </w:sectPr>
   </w:body>
 </w:document>
+</file>
+
+<file path=word/numbering.xml><?xml version="1.0" encoding="utf-8"?>
+<w:numbering xmlns:wpc="http://schemas.microsoft.com/office/word/2010/wordprocessingCanvas" xmlns:cx="http://schemas.microsoft.com/office/drawing/2014/chartex" xmlns:cx1="http://schemas.microsoft.com/office/drawing/2015/9/8/chartex" xmlns:cx2="http://schemas.microsoft.com/office/drawing/2015/10/21/chartex" xmlns:cx3="http://schemas.microsoft.com/office/drawing/2016/5/9/chartex" xmlns:cx4="http://schemas.microsoft.com/office/drawing/2016/5/10/chartex" xmlns:cx5="http://schemas.microsoft.com/office/drawing/2016/5/11/chartex" xmlns:cx6="http://schemas.microsoft.com/office/drawing/2016/5/12/chartex" xmlns:cx7="http://schemas.microsoft.com/office/drawing/2016/5/13/chartex" xmlns:cx8="http://schemas.microsoft.com/office/drawing/2016/5/14/chartex" xmlns:mc="http://schemas.openxmlformats.org/markup-compatibility/2006" xmlns:aink="http://schemas.microsoft.com/office/drawing/2016/ink" xmlns:am3d="http://schemas.microsoft.com/office/drawing/2017/model3d" xmlns:o="urn:schemas-microsoft-com:office:office" xmlns:oel="http://schemas.microsoft.com/office/2019/extlst" xmlns:r="http://schemas.openxmlformats.org/officeDocument/2006/relationships" xmlns:m="http://schemas.openxmlformats.org/officeDocument/2006/math" xmlns:v="urn:schemas-microsoft-com:vml" xmlns:wp14="http://schemas.microsoft.com/office/word/2010/wordprocessingDrawing" xmlns:wp="http://schemas.openxmlformats.org/drawingml/2006/wordprocessingDrawing" xmlns:w10="urn:schemas-microsoft-com:office:word" xmlns:w="http://schemas.openxmlformats.org/wordprocessingml/2006/main" xmlns:w14="http://schemas.microsoft.com/office/word/2010/wordml" xmlns:w15="http://schemas.microsoft.com/office/word/2012/wordml" xmlns:w16cex="http://schemas.microsoft.com/office/word/2018/wordml/cex" xmlns:w16cid="http://schemas.microsoft.com/office/word/2016/wordml/cid" xmlns:w16="http://schemas.microsoft.com/office/word/2018/wordml" xmlns:w16sdtdh="http://schemas.microsoft.com/office/word/2020/wordml/sdtdatahash" xmlns:w16se="http://schemas.microsoft.com/office/word/2015/wordml/symex" xmlns:wpg="http://schemas.microsoft.com/office/word/2010/wordprocessingGroup" xmlns:wpi="http://schemas.microsoft.com/office/word/2010/wordprocessingInk" xmlns:wne="http://schemas.microsoft.com/office/word/2006/wordml" xmlns:wps="http://schemas.microsoft.com/office/word/2010/wordprocessingShape" mc:Ignorable="w14 w15 w16se w16cid w16 w16cex w16sdtdh wp14">
+  <w:abstractNum w:abstractNumId="0" w15:restartNumberingAfterBreak="0">
+    <w:nsid w:val="213E0D06"/>
+    <w:multiLevelType w:val="multilevel"/>
+    <w:tmpl w:val="C4766326"/>
+    <w:lvl w:ilvl="0">
+      <w:start w:val="1"/>
+      <w:numFmt w:val="bullet"/>
+      <w:lvlText w:val=""/>
+      <w:lvlJc w:val="left"/>
+      <w:pPr>
+        <w:tabs>
+          <w:tab w:val="num" w:pos="720"/>
+        </w:tabs>
+        <w:ind w:left="720" w:hanging="360"/>
+      </w:pPr>
+      <w:rPr>
+        <w:rFonts w:ascii="Symbol" w:hAnsi="Symbol" w:hint="default"/>
+        <w:sz w:val="20"/>
+      </w:rPr>
+    </w:lvl>
+    <w:lvl w:ilvl="1" w:tentative="1">
+      <w:start w:val="1"/>
+      <w:numFmt w:val="bullet"/>
+      <w:lvlText w:val="o"/>
+      <w:lvlJc w:val="left"/>
+      <w:pPr>
+        <w:tabs>
+          <w:tab w:val="num" w:pos="1440"/>
+        </w:tabs>
+        <w:ind w:left="1440" w:hanging="360"/>
+      </w:pPr>
+      <w:rPr>
+        <w:rFonts w:ascii="Courier New" w:hAnsi="Courier New" w:hint="default"/>
+        <w:sz w:val="20"/>
+      </w:rPr>
+    </w:lvl>
+    <w:lvl w:ilvl="2" w:tentative="1">
+      <w:start w:val="1"/>
+      <w:numFmt w:val="bullet"/>
+      <w:lvlText w:val=""/>
+      <w:lvlJc w:val="left"/>
+      <w:pPr>
+        <w:tabs>
+          <w:tab w:val="num" w:pos="2160"/>
+        </w:tabs>
+        <w:ind w:left="2160" w:hanging="360"/>
+      </w:pPr>
+      <w:rPr>
+        <w:rFonts w:ascii="Wingdings" w:hAnsi="Wingdings" w:hint="default"/>
+        <w:sz w:val="20"/>
+      </w:rPr>
+    </w:lvl>
+    <w:lvl w:ilvl="3" w:tentative="1">
+      <w:start w:val="1"/>
+      <w:numFmt w:val="bullet"/>
+      <w:lvlText w:val=""/>
+      <w:lvlJc w:val="left"/>
+      <w:pPr>
+        <w:tabs>
+          <w:tab w:val="num" w:pos="2880"/>
+        </w:tabs>
+        <w:ind w:left="2880" w:hanging="360"/>
+      </w:pPr>
+      <w:rPr>
+        <w:rFonts w:ascii="Wingdings" w:hAnsi="Wingdings" w:hint="default"/>
+        <w:sz w:val="20"/>
+      </w:rPr>
+    </w:lvl>
+    <w:lvl w:ilvl="4" w:tentative="1">
+      <w:start w:val="1"/>
+      <w:numFmt w:val="bullet"/>
+      <w:lvlText w:val=""/>
+      <w:lvlJc w:val="left"/>
+      <w:pPr>
+        <w:tabs>
+          <w:tab w:val="num" w:pos="3600"/>
+        </w:tabs>
+        <w:ind w:left="3600" w:hanging="360"/>
+      </w:pPr>
+      <w:rPr>
+        <w:rFonts w:ascii="Wingdings" w:hAnsi="Wingdings" w:hint="default"/>
+        <w:sz w:val="20"/>
+      </w:rPr>
+    </w:lvl>
+    <w:lvl w:ilvl="5" w:tentative="1">
+      <w:start w:val="1"/>
+      <w:numFmt w:val="bullet"/>
+      <w:lvlText w:val=""/>
+      <w:lvlJc w:val="left"/>
+      <w:pPr>
+        <w:tabs>
+          <w:tab w:val="num" w:pos="4320"/>
+        </w:tabs>
+        <w:ind w:left="4320" w:hanging="360"/>
+      </w:pPr>
+      <w:rPr>
+        <w:rFonts w:ascii="Wingdings" w:hAnsi="Wingdings" w:hint="default"/>
+        <w:sz w:val="20"/>
+      </w:rPr>
+    </w:lvl>
+    <w:lvl w:ilvl="6" w:tentative="1">
+      <w:start w:val="1"/>
+      <w:numFmt w:val="bullet"/>
+      <w:lvlText w:val=""/>
+      <w:lvlJc w:val="left"/>
+      <w:pPr>
+        <w:tabs>
+          <w:tab w:val="num" w:pos="5040"/>
+        </w:tabs>
+        <w:ind w:left="5040" w:hanging="360"/>
+      </w:pPr>
+      <w:rPr>
+        <w:rFonts w:ascii="Wingdings" w:hAnsi="Wingdings" w:hint="default"/>
+        <w:sz w:val="20"/>
+      </w:rPr>
+    </w:lvl>
+    <w:lvl w:ilvl="7" w:tentative="1">
+      <w:start w:val="1"/>
+      <w:numFmt w:val="bullet"/>
+      <w:lvlText w:val=""/>
+      <w:lvlJc w:val="left"/>
+      <w:pPr>
+        <w:tabs>
+          <w:tab w:val="num" w:pos="5760"/>
+        </w:tabs>
+        <w:ind w:left="5760" w:hanging="360"/>
+      </w:pPr>
+      <w:rPr>
+        <w:rFonts w:ascii="Wingdings" w:hAnsi="Wingdings" w:hint="default"/>
+        <w:sz w:val="20"/>
+      </w:rPr>
+    </w:lvl>
+    <w:lvl w:ilvl="8" w:tentative="1">
+      <w:start w:val="1"/>
+      <w:numFmt w:val="bullet"/>
+      <w:lvlText w:val=""/>
+      <w:lvlJc w:val="left"/>
+      <w:pPr>
+        <w:tabs>
+          <w:tab w:val="num" w:pos="6480"/>
+        </w:tabs>
+        <w:ind w:left="6480" w:hanging="360"/>
+      </w:pPr>
+      <w:rPr>
+        <w:rFonts w:ascii="Wingdings" w:hAnsi="Wingdings" w:hint="default"/>
+        <w:sz w:val="20"/>
+      </w:rPr>
+    </w:lvl>
+  </w:abstractNum>
+  <w:num w:numId="1" w16cid:durableId="487939753">
+    <w:abstractNumId w:val="0"/>
+  </w:num>
+</w:numbering>
 </file>
 
 <file path=word/styles.xml><?xml version="1.0" encoding="utf-8"?>
